--- a/Раздел 3 по проекту.docx
+++ b/Раздел 3 по проекту.docx
@@ -1,6 +1,6 @@
 
 <file path=word/document.xml><?xml version="1.0" encoding="utf-8"?>
-<w:document xmlns:wpc="http://schemas.microsoft.com/office/word/2010/wordprocessingCanvas" xmlns:cx="http://schemas.microsoft.com/office/drawing/2014/chartex" xmlns:cx1="http://schemas.microsoft.com/office/drawing/2015/9/8/chartex" xmlns:cx2="http://schemas.microsoft.com/office/drawing/2015/10/21/chartex" xmlns:cx3="http://schemas.microsoft.com/office/drawing/2016/5/9/chartex" xmlns:cx4="http://schemas.microsoft.com/office/drawing/2016/5/10/chartex" xmlns:cx5="http://schemas.microsoft.com/office/drawing/2016/5/11/chartex" xmlns:cx6="http://schemas.microsoft.com/office/drawing/2016/5/12/chartex" xmlns:cx7="http://schemas.microsoft.com/office/drawing/2016/5/13/chartex" xmlns:cx8="http://schemas.microsoft.com/office/drawing/2016/5/14/chartex" xmlns:mc="http://schemas.openxmlformats.org/markup-compatibility/2006" xmlns:aink="http://schemas.microsoft.com/office/drawing/2016/ink" xmlns:am3d="http://schemas.microsoft.com/office/drawing/2017/model3d" xmlns:o="urn:schemas-microsoft-com:office:office" xmlns:r="http://schemas.openxmlformats.org/officeDocument/2006/relationships" xmlns:m="http://schemas.openxmlformats.org/officeDocument/2006/math" xmlns:v="urn:schemas-microsoft-com:vml" xmlns:wp14="http://schemas.microsoft.com/office/word/2010/wordprocessingDrawing" xmlns:wp="http://schemas.openxmlformats.org/drawingml/2006/wordprocessingDrawing" xmlns:w10="urn:schemas-microsoft-com:office:word" xmlns:w="http://schemas.openxmlformats.org/wordprocessingml/2006/main" xmlns:w14="http://schemas.microsoft.com/office/word/2010/wordml" xmlns:w15="http://schemas.microsoft.com/office/word/2012/wordml" xmlns:w16cid="http://schemas.microsoft.com/office/word/2016/wordml/cid" xmlns:w16se="http://schemas.microsoft.com/office/word/2015/wordml/symex" xmlns:wpg="http://schemas.microsoft.com/office/word/2010/wordprocessingGroup" xmlns:wpi="http://schemas.microsoft.com/office/word/2010/wordprocessingInk" xmlns:wne="http://schemas.microsoft.com/office/word/2006/wordml" xmlns:wps="http://schemas.microsoft.com/office/word/2010/wordprocessingShape" mc:Ignorable="w14 w15 w16se w16cid wp14">
+<w:document xmlns:wpc="http://schemas.microsoft.com/office/word/2010/wordprocessingCanvas" xmlns:cx="http://schemas.microsoft.com/office/drawing/2014/chartex" xmlns:cx1="http://schemas.microsoft.com/office/drawing/2015/9/8/chartex" xmlns:cx2="http://schemas.microsoft.com/office/drawing/2015/10/21/chartex" xmlns:cx3="http://schemas.microsoft.com/office/drawing/2016/5/9/chartex" xmlns:cx4="http://schemas.microsoft.com/office/drawing/2016/5/10/chartex" xmlns:cx5="http://schemas.microsoft.com/office/drawing/2016/5/11/chartex" xmlns:cx6="http://schemas.microsoft.com/office/drawing/2016/5/12/chartex" xmlns:cx7="http://schemas.microsoft.com/office/drawing/2016/5/13/chartex" xmlns:cx8="http://schemas.microsoft.com/office/drawing/2016/5/14/chartex" xmlns:mc="http://schemas.openxmlformats.org/markup-compatibility/2006" xmlns:aink="http://schemas.microsoft.com/office/drawing/2016/ink" xmlns:am3d="http://schemas.microsoft.com/office/drawing/2017/model3d" xmlns:o="urn:schemas-microsoft-com:office:office" xmlns:oel="http://schemas.microsoft.com/office/2019/extlst" xmlns:r="http://schemas.openxmlformats.org/officeDocument/2006/relationships" xmlns:m="http://schemas.openxmlformats.org/officeDocument/2006/math" xmlns:v="urn:schemas-microsoft-com:vml" xmlns:wp14="http://schemas.microsoft.com/office/word/2010/wordprocessingDrawing" xmlns:wp="http://schemas.openxmlformats.org/drawingml/2006/wordprocessingDrawing" xmlns:w10="urn:schemas-microsoft-com:office:word" xmlns:w="http://schemas.openxmlformats.org/wordprocessingml/2006/main" xmlns:w14="http://schemas.microsoft.com/office/word/2010/wordml" xmlns:w15="http://schemas.microsoft.com/office/word/2012/wordml" xmlns:w16cex="http://schemas.microsoft.com/office/word/2018/wordml/cex" xmlns:w16cid="http://schemas.microsoft.com/office/word/2016/wordml/cid" xmlns:w16="http://schemas.microsoft.com/office/word/2018/wordml" xmlns:w16du="http://schemas.microsoft.com/office/word/2023/wordml/word16du" xmlns:w16sdtdh="http://schemas.microsoft.com/office/word/2020/wordml/sdtdatahash" xmlns:w16sdtfl="http://schemas.microsoft.com/office/word/2024/wordml/sdtformatlock" xmlns:w16se="http://schemas.microsoft.com/office/word/2015/wordml/symex" xmlns:wpg="http://schemas.microsoft.com/office/word/2010/wordprocessingGroup" xmlns:wpi="http://schemas.microsoft.com/office/word/2010/wordprocessingInk" xmlns:wne="http://schemas.microsoft.com/office/word/2006/wordml" xmlns:wps="http://schemas.microsoft.com/office/word/2010/wordprocessingShape" mc:Ignorable="w14 w15 w16se w16cid w16 w16cex w16sdtdh w16sdtfl w16du wp14">
   <w:body>
     <w:p>
       <w:pPr>
@@ -33,6 +33,23 @@
           <w:sz w:val="28"/>
           <w:szCs w:val="28"/>
         </w:rPr>
+        <w:t>Разрабатываемый проект представляет собой программное средство для автоматизации создания тестовых вариантов. Основная задача системы – освободить преподавателя от рутинного ручного труда по подбору и составлению вопросов в тесты.</w:t>
+      </w:r>
+    </w:p>
+    <w:p>
+      <w:pPr>
+        <w:rPr>
+          <w:rFonts w:ascii="Times New Roman" w:hAnsi="Times New Roman" w:cs="Times New Roman"/>
+          <w:sz w:val="28"/>
+          <w:szCs w:val="28"/>
+        </w:rPr>
+      </w:pPr>
+      <w:r>
+        <w:rPr>
+          <w:rFonts w:ascii="Times New Roman" w:hAnsi="Times New Roman" w:cs="Times New Roman"/>
+          <w:sz w:val="28"/>
+          <w:szCs w:val="28"/>
+        </w:rPr>
         <w:t>3.1 Выбранная функция</w:t>
       </w:r>
     </w:p>
@@ -50,24 +67,72 @@
           <w:sz w:val="28"/>
           <w:szCs w:val="28"/>
         </w:rPr>
-        <w:t>Для детального проектирования выбрана функция «Распределение вопросов по нескольким вариантам». Данная функция является ключевой в система, так как именно она реализует основную бизнес-логику – создание сбалансированных, неповторяющихся вариантов теста на основе единой базы вопросов.</w:t>
-      </w:r>
-    </w:p>
-    <w:p>
-      <w:pPr>
-        <w:rPr>
-          <w:rFonts w:ascii="Times New Roman" w:hAnsi="Times New Roman" w:cs="Times New Roman"/>
-          <w:sz w:val="28"/>
-          <w:szCs w:val="28"/>
-        </w:rPr>
-      </w:pPr>
-      <w:r>
-        <w:rPr>
-          <w:rFonts w:ascii="Times New Roman" w:hAnsi="Times New Roman" w:cs="Times New Roman"/>
-          <w:sz w:val="28"/>
-          <w:szCs w:val="28"/>
-        </w:rPr>
-        <w:t>Суть функции заключается в том, что на вход попадаются параметры</w:t>
+        <w:t>Для детального проектирования</w:t>
+      </w:r>
+      <w:r>
+        <w:rPr>
+          <w:rFonts w:ascii="Times New Roman" w:hAnsi="Times New Roman" w:cs="Times New Roman"/>
+          <w:sz w:val="28"/>
+          <w:szCs w:val="28"/>
+        </w:rPr>
+        <w:t xml:space="preserve"> данного проекта</w:t>
+      </w:r>
+      <w:r>
+        <w:rPr>
+          <w:rFonts w:ascii="Times New Roman" w:hAnsi="Times New Roman" w:cs="Times New Roman"/>
+          <w:sz w:val="28"/>
+          <w:szCs w:val="28"/>
+        </w:rPr>
+        <w:t xml:space="preserve"> выбрана функция «Распределение вопросов по нескольким вариантам». Данная функция является ключевой в систем</w:t>
+      </w:r>
+      <w:r>
+        <w:rPr>
+          <w:rFonts w:ascii="Times New Roman" w:hAnsi="Times New Roman" w:cs="Times New Roman"/>
+          <w:sz w:val="28"/>
+          <w:szCs w:val="28"/>
+        </w:rPr>
+        <w:t>е</w:t>
+      </w:r>
+      <w:r>
+        <w:rPr>
+          <w:rFonts w:ascii="Times New Roman" w:hAnsi="Times New Roman" w:cs="Times New Roman"/>
+          <w:sz w:val="28"/>
+          <w:szCs w:val="28"/>
+        </w:rPr>
+        <w:t>, так как именно она реализует основную бизнес-логику – создание сбалансированных, неповторяющихся вариантов теста на основе единой базы вопросов.</w:t>
+      </w:r>
+    </w:p>
+    <w:p>
+      <w:pPr>
+        <w:rPr>
+          <w:rFonts w:ascii="Times New Roman" w:hAnsi="Times New Roman" w:cs="Times New Roman"/>
+          <w:sz w:val="28"/>
+          <w:szCs w:val="28"/>
+        </w:rPr>
+      </w:pPr>
+      <w:r>
+        <w:rPr>
+          <w:rFonts w:ascii="Times New Roman" w:hAnsi="Times New Roman" w:cs="Times New Roman"/>
+          <w:sz w:val="28"/>
+          <w:szCs w:val="28"/>
+        </w:rPr>
+        <w:t>Суть функции заключается в том, что на вход по</w:t>
+      </w:r>
+      <w:r>
+        <w:rPr>
+          <w:rFonts w:ascii="Times New Roman" w:hAnsi="Times New Roman" w:cs="Times New Roman"/>
+          <w:sz w:val="28"/>
+          <w:szCs w:val="28"/>
+        </w:rPr>
+        <w:t>ступают</w:t>
+      </w:r>
+      <w:r>
+        <w:rPr>
+          <w:rFonts w:ascii="Times New Roman" w:hAnsi="Times New Roman" w:cs="Times New Roman"/>
+          <w:sz w:val="28"/>
+          <w:szCs w:val="28"/>
+        </w:rPr>
+        <w:t xml:space="preserve"> параметры</w:t>
       </w:r>
       <w:r>
         <w:rPr>
@@ -151,7 +216,7 @@
           <w:sz w:val="28"/>
           <w:szCs w:val="28"/>
         </w:rPr>
-        <w:t>, случайным образом перемешать количество доступных вопросов и равномерно распределить их по темам вариантов , гарантируя уникальность вопросов в пределах одного теста.</w:t>
+        <w:t>, случайным образом перемешать количество доступных вопросов и равномерно распределить их по темам вариантов, гарантируя уникальность вопросов в пределах одного теста.</w:t>
       </w:r>
     </w:p>
     <w:p>
@@ -253,15 +318,7 @@
           <w:sz w:val="28"/>
           <w:szCs w:val="28"/>
         </w:rPr>
-        <w:t>Предназначение: данный класс п</w:t>
-      </w:r>
-      <w:r>
-        <w:rPr>
-          <w:rFonts w:ascii="Times New Roman" w:hAnsi="Times New Roman" w:cs="Times New Roman"/>
-          <w:sz w:val="28"/>
-          <w:szCs w:val="28"/>
-        </w:rPr>
-        <w:t>редставляет собой отдельный тестовый вопрос со всеми его атрибутами. Служит для данных, которые будут обрабатываться алгоритмами.</w:t>
+        <w:t>Предназначение: данный класс представляет собой отдельный тестовый вопрос со всеми его атрибутами. Служит для данных, которые будут обрабатываться алгоритмами.</w:t>
       </w:r>
     </w:p>
     <w:p>
@@ -326,7 +383,25 @@
           <w:sz w:val="28"/>
           <w:szCs w:val="28"/>
         </w:rPr>
-        <w:t xml:space="preserve"> – текст вопроса (например, «Что такое алгоритм?»);</w:t>
+        <w:t xml:space="preserve"> – текст вопроса (например, «Что такое </w:t>
+      </w:r>
+      <w:proofErr w:type="gramStart"/>
+      <w:r>
+        <w:rPr>
+          <w:rFonts w:ascii="Times New Roman" w:hAnsi="Times New Roman" w:cs="Times New Roman"/>
+          <w:sz w:val="28"/>
+          <w:szCs w:val="28"/>
+        </w:rPr>
+        <w:t>алгоритм?»</w:t>
+      </w:r>
+      <w:proofErr w:type="gramEnd"/>
+      <w:r>
+        <w:rPr>
+          <w:rFonts w:ascii="Times New Roman" w:hAnsi="Times New Roman" w:cs="Times New Roman"/>
+          <w:sz w:val="28"/>
+          <w:szCs w:val="28"/>
+        </w:rPr>
+        <w:t>);</w:t>
       </w:r>
     </w:p>
     <w:p>
@@ -390,15 +465,17 @@
           <w:szCs w:val="28"/>
         </w:rPr>
       </w:pPr>
-      <w:r>
-        <w:rPr>
-          <w:rFonts w:ascii="Times New Roman" w:hAnsi="Times New Roman" w:cs="Times New Roman"/>
-          <w:sz w:val="28"/>
-          <w:szCs w:val="28"/>
-          <w:lang w:val="en-US"/>
-        </w:rPr>
-        <w:t>string</w:t>
-      </w:r>
+      <w:proofErr w:type="spellStart"/>
+      <w:r>
+        <w:rPr>
+          <w:rFonts w:ascii="Times New Roman" w:hAnsi="Times New Roman" w:cs="Times New Roman"/>
+          <w:sz w:val="28"/>
+          <w:szCs w:val="28"/>
+          <w:lang w:val="en-US"/>
+        </w:rPr>
+        <w:t>enum</w:t>
+      </w:r>
+      <w:proofErr w:type="spellEnd"/>
       <w:r>
         <w:rPr>
           <w:rFonts w:ascii="Times New Roman" w:hAnsi="Times New Roman" w:cs="Times New Roman"/>
@@ -407,6 +484,8 @@
         </w:rPr>
         <w:t xml:space="preserve"> </w:t>
       </w:r>
+      <w:proofErr w:type="spellStart"/>
+      <w:proofErr w:type="gramStart"/>
       <w:r>
         <w:rPr>
           <w:rFonts w:ascii="Times New Roman" w:hAnsi="Times New Roman" w:cs="Times New Roman"/>
@@ -421,8 +500,67 @@
           <w:rFonts w:ascii="Times New Roman" w:hAnsi="Times New Roman" w:cs="Times New Roman"/>
           <w:sz w:val="28"/>
           <w:szCs w:val="28"/>
-        </w:rPr>
-        <w:t xml:space="preserve"> – уровень сложности («легкий», «Средний», «Сложный»);</w:t>
+          <w:lang w:val="en-US"/>
+        </w:rPr>
+        <w:t>Level</w:t>
+      </w:r>
+      <w:proofErr w:type="spellEnd"/>
+      <w:r>
+        <w:rPr>
+          <w:rFonts w:ascii="Times New Roman" w:hAnsi="Times New Roman" w:cs="Times New Roman"/>
+          <w:sz w:val="28"/>
+          <w:szCs w:val="28"/>
+        </w:rPr>
+        <w:t>(</w:t>
+      </w:r>
+      <w:proofErr w:type="gramEnd"/>
+      <w:r>
+        <w:rPr>
+          <w:rFonts w:ascii="Times New Roman" w:hAnsi="Times New Roman" w:cs="Times New Roman"/>
+          <w:sz w:val="28"/>
+          <w:szCs w:val="28"/>
+        </w:rPr>
+        <w:t>сделать перечислением)</w:t>
+      </w:r>
+      <w:r>
+        <w:rPr>
+          <w:rFonts w:ascii="Times New Roman" w:hAnsi="Times New Roman" w:cs="Times New Roman"/>
+          <w:sz w:val="28"/>
+          <w:szCs w:val="28"/>
+        </w:rPr>
+        <w:t xml:space="preserve"> – уровень сложности («легкий», «</w:t>
+      </w:r>
+      <w:r>
+        <w:rPr>
+          <w:rFonts w:ascii="Times New Roman" w:hAnsi="Times New Roman" w:cs="Times New Roman"/>
+          <w:sz w:val="28"/>
+          <w:szCs w:val="28"/>
+        </w:rPr>
+        <w:t>с</w:t>
+      </w:r>
+      <w:r>
+        <w:rPr>
+          <w:rFonts w:ascii="Times New Roman" w:hAnsi="Times New Roman" w:cs="Times New Roman"/>
+          <w:sz w:val="28"/>
+          <w:szCs w:val="28"/>
+        </w:rPr>
+        <w:t>редний», «</w:t>
+      </w:r>
+      <w:r>
+        <w:rPr>
+          <w:rFonts w:ascii="Times New Roman" w:hAnsi="Times New Roman" w:cs="Times New Roman"/>
+          <w:sz w:val="28"/>
+          <w:szCs w:val="28"/>
+        </w:rPr>
+        <w:t>с</w:t>
+      </w:r>
+      <w:r>
+        <w:rPr>
+          <w:rFonts w:ascii="Times New Roman" w:hAnsi="Times New Roman" w:cs="Times New Roman"/>
+          <w:sz w:val="28"/>
+          <w:szCs w:val="28"/>
+        </w:rPr>
+        <w:t>ложный»);</w:t>
       </w:r>
     </w:p>
     <w:p>
@@ -500,16 +638,7 @@
           <w:szCs w:val="28"/>
           <w:lang w:val="en-US"/>
         </w:rPr>
-        <w:t xml:space="preserve">Public </w:t>
-      </w:r>
-      <w:r>
-        <w:rPr>
-          <w:rFonts w:ascii="Times New Roman" w:hAnsi="Times New Roman" w:cs="Times New Roman"/>
-          <w:sz w:val="28"/>
-          <w:szCs w:val="28"/>
-          <w:lang w:val="en-US"/>
-        </w:rPr>
-        <w:t>Question</w:t>
+        <w:t>Public Question</w:t>
       </w:r>
       <w:r>
         <w:rPr>
@@ -712,6 +841,7 @@
           <w:sz w:val="28"/>
           <w:szCs w:val="28"/>
         </w:rPr>
+        <w:lastRenderedPageBreak/>
         <w:t xml:space="preserve">Класс </w:t>
       </w:r>
       <w:r>
@@ -763,16 +893,7 @@
           <w:sz w:val="28"/>
           <w:szCs w:val="28"/>
         </w:rPr>
-        <w:lastRenderedPageBreak/>
-        <w:t xml:space="preserve">Предназначение: </w:t>
-      </w:r>
-      <w:r>
-        <w:rPr>
-          <w:rFonts w:ascii="Times New Roman" w:hAnsi="Times New Roman" w:cs="Times New Roman"/>
-          <w:sz w:val="28"/>
-          <w:szCs w:val="28"/>
-        </w:rPr>
-        <w:t>инкапсулирует коллекцию отобранных вопросов и данные о тесте. Объектом этого класса является результат работы алгоритмов создания.</w:t>
+        <w:t>Предназначение: инкапсулирует коллекцию отобранных вопросов и данные о тесте. Объектом этого класса является результат работы алгоритмов создания.</w:t>
       </w:r>
     </w:p>
     <w:p>
@@ -822,6 +943,7 @@
         </w:rPr>
         <w:t xml:space="preserve"> </w:t>
       </w:r>
+      <w:proofErr w:type="gramStart"/>
       <w:r>
         <w:rPr>
           <w:rFonts w:ascii="Times New Roman" w:hAnsi="Times New Roman" w:cs="Times New Roman"/>
@@ -847,6 +969,7 @@
         </w:rPr>
         <w:t xml:space="preserve"> –</w:t>
       </w:r>
+      <w:proofErr w:type="gramEnd"/>
       <w:r>
         <w:rPr>
           <w:rFonts w:ascii="Times New Roman" w:hAnsi="Times New Roman" w:cs="Times New Roman"/>
@@ -1031,7 +1154,25 @@
           <w:szCs w:val="28"/>
           <w:lang w:val="en-US"/>
         </w:rPr>
-        <w:t>DataTime</w:t>
+        <w:t>Dat</w:t>
+      </w:r>
+      <w:r>
+        <w:rPr>
+          <w:rFonts w:ascii="Times New Roman" w:hAnsi="Times New Roman" w:cs="Times New Roman"/>
+          <w:sz w:val="28"/>
+          <w:szCs w:val="28"/>
+          <w:lang w:val="en-US"/>
+        </w:rPr>
+        <w:t>e</w:t>
+      </w:r>
+      <w:r>
+        <w:rPr>
+          <w:rFonts w:ascii="Times New Roman" w:hAnsi="Times New Roman" w:cs="Times New Roman"/>
+          <w:sz w:val="28"/>
+          <w:szCs w:val="28"/>
+          <w:lang w:val="en-US"/>
+        </w:rPr>
+        <w:t>Time</w:t>
       </w:r>
       <w:proofErr w:type="spellEnd"/>
       <w:r>
@@ -1083,7 +1224,393 @@
           <w:sz w:val="28"/>
           <w:szCs w:val="28"/>
         </w:rPr>
-        <w:t>;</w:t>
+        <w:t>.</w:t>
+      </w:r>
+    </w:p>
+    <w:p>
+      <w:pPr>
+        <w:rPr>
+          <w:rFonts w:ascii="Times New Roman" w:hAnsi="Times New Roman" w:cs="Times New Roman"/>
+          <w:sz w:val="28"/>
+          <w:szCs w:val="28"/>
+        </w:rPr>
+      </w:pPr>
+      <w:r>
+        <w:rPr>
+          <w:rFonts w:ascii="Times New Roman" w:hAnsi="Times New Roman" w:cs="Times New Roman"/>
+          <w:sz w:val="28"/>
+          <w:szCs w:val="28"/>
+        </w:rPr>
+        <w:t>Методы</w:t>
+      </w:r>
+      <w:r>
+        <w:rPr>
+          <w:rFonts w:ascii="Times New Roman" w:hAnsi="Times New Roman" w:cs="Times New Roman"/>
+          <w:sz w:val="28"/>
+          <w:szCs w:val="28"/>
+        </w:rPr>
+        <w:t>:</w:t>
+      </w:r>
+    </w:p>
+    <w:p>
+      <w:pPr>
+        <w:rPr>
+          <w:rFonts w:ascii="Times New Roman" w:hAnsi="Times New Roman" w:cs="Times New Roman"/>
+          <w:sz w:val="28"/>
+          <w:szCs w:val="28"/>
+        </w:rPr>
+      </w:pPr>
+      <w:r>
+        <w:rPr>
+          <w:rFonts w:ascii="Times New Roman" w:hAnsi="Times New Roman" w:cs="Times New Roman"/>
+          <w:sz w:val="28"/>
+          <w:szCs w:val="28"/>
+          <w:lang w:val="en-US"/>
+        </w:rPr>
+        <w:t>Public</w:t>
+      </w:r>
+      <w:r>
+        <w:rPr>
+          <w:rFonts w:ascii="Times New Roman" w:hAnsi="Times New Roman" w:cs="Times New Roman"/>
+          <w:sz w:val="28"/>
+          <w:szCs w:val="28"/>
+        </w:rPr>
+        <w:t xml:space="preserve"> </w:t>
+      </w:r>
+      <w:r>
+        <w:rPr>
+          <w:rFonts w:ascii="Times New Roman" w:hAnsi="Times New Roman" w:cs="Times New Roman"/>
+          <w:sz w:val="28"/>
+          <w:szCs w:val="28"/>
+          <w:lang w:val="en-US"/>
+        </w:rPr>
+        <w:t>Test</w:t>
+      </w:r>
+      <w:r>
+        <w:rPr>
+          <w:rFonts w:ascii="Times New Roman" w:hAnsi="Times New Roman" w:cs="Times New Roman"/>
+          <w:sz w:val="28"/>
+          <w:szCs w:val="28"/>
+        </w:rPr>
+        <w:t xml:space="preserve"> (</w:t>
+      </w:r>
+      <w:r>
+        <w:rPr>
+          <w:rFonts w:ascii="Times New Roman" w:hAnsi="Times New Roman" w:cs="Times New Roman"/>
+          <w:sz w:val="28"/>
+          <w:szCs w:val="28"/>
+          <w:lang w:val="en-US"/>
+        </w:rPr>
+        <w:t>string</w:t>
+      </w:r>
+      <w:r>
+        <w:rPr>
+          <w:rFonts w:ascii="Times New Roman" w:hAnsi="Times New Roman" w:cs="Times New Roman"/>
+          <w:sz w:val="28"/>
+          <w:szCs w:val="28"/>
+        </w:rPr>
+        <w:t xml:space="preserve"> </w:t>
+      </w:r>
+      <w:r>
+        <w:rPr>
+          <w:rFonts w:ascii="Times New Roman" w:hAnsi="Times New Roman" w:cs="Times New Roman"/>
+          <w:sz w:val="28"/>
+          <w:szCs w:val="28"/>
+          <w:lang w:val="en-US"/>
+        </w:rPr>
+        <w:t>name</w:t>
+      </w:r>
+      <w:r>
+        <w:rPr>
+          <w:rFonts w:ascii="Times New Roman" w:hAnsi="Times New Roman" w:cs="Times New Roman"/>
+          <w:sz w:val="28"/>
+          <w:szCs w:val="28"/>
+        </w:rPr>
+        <w:t xml:space="preserve">) – </w:t>
+      </w:r>
+      <w:r>
+        <w:rPr>
+          <w:rFonts w:ascii="Times New Roman" w:hAnsi="Times New Roman" w:cs="Times New Roman"/>
+          <w:sz w:val="28"/>
+          <w:szCs w:val="28"/>
+        </w:rPr>
+        <w:t>конструктор</w:t>
+      </w:r>
+      <w:r>
+        <w:rPr>
+          <w:rFonts w:ascii="Times New Roman" w:hAnsi="Times New Roman" w:cs="Times New Roman"/>
+          <w:sz w:val="28"/>
+          <w:szCs w:val="28"/>
+        </w:rPr>
+        <w:t xml:space="preserve"> </w:t>
+      </w:r>
+      <w:r>
+        <w:rPr>
+          <w:rFonts w:ascii="Times New Roman" w:hAnsi="Times New Roman" w:cs="Times New Roman"/>
+          <w:sz w:val="28"/>
+          <w:szCs w:val="28"/>
+        </w:rPr>
+        <w:t>для</w:t>
+      </w:r>
+      <w:r>
+        <w:rPr>
+          <w:rFonts w:ascii="Times New Roman" w:hAnsi="Times New Roman" w:cs="Times New Roman"/>
+          <w:sz w:val="28"/>
+          <w:szCs w:val="28"/>
+        </w:rPr>
+        <w:t xml:space="preserve"> </w:t>
+      </w:r>
+      <w:r>
+        <w:rPr>
+          <w:rFonts w:ascii="Times New Roman" w:hAnsi="Times New Roman" w:cs="Times New Roman"/>
+          <w:sz w:val="28"/>
+          <w:szCs w:val="28"/>
+        </w:rPr>
+        <w:t>создания</w:t>
+      </w:r>
+      <w:r>
+        <w:rPr>
+          <w:rFonts w:ascii="Times New Roman" w:hAnsi="Times New Roman" w:cs="Times New Roman"/>
+          <w:sz w:val="28"/>
+          <w:szCs w:val="28"/>
+        </w:rPr>
+        <w:t xml:space="preserve"> </w:t>
+      </w:r>
+      <w:r>
+        <w:rPr>
+          <w:rFonts w:ascii="Times New Roman" w:hAnsi="Times New Roman" w:cs="Times New Roman"/>
+          <w:sz w:val="28"/>
+          <w:szCs w:val="28"/>
+        </w:rPr>
+        <w:t>теста с указанным именем и пустым списком вопросов</w:t>
+      </w:r>
+      <w:r>
+        <w:rPr>
+          <w:rFonts w:ascii="Times New Roman" w:hAnsi="Times New Roman" w:cs="Times New Roman"/>
+          <w:sz w:val="28"/>
+          <w:szCs w:val="28"/>
+        </w:rPr>
+        <w:t>.</w:t>
+      </w:r>
+    </w:p>
+    <w:p>
+      <w:pPr>
+        <w:rPr>
+          <w:rFonts w:ascii="Times New Roman" w:hAnsi="Times New Roman" w:cs="Times New Roman"/>
+          <w:sz w:val="28"/>
+          <w:szCs w:val="28"/>
+          <w:lang w:val="en-US"/>
+        </w:rPr>
+      </w:pPr>
+      <w:r>
+        <w:rPr>
+          <w:rFonts w:ascii="Times New Roman" w:hAnsi="Times New Roman" w:cs="Times New Roman"/>
+          <w:sz w:val="28"/>
+          <w:szCs w:val="28"/>
+          <w:lang w:val="en-US"/>
+        </w:rPr>
+        <w:t xml:space="preserve">Public void </w:t>
+      </w:r>
+      <w:proofErr w:type="spellStart"/>
+      <w:r>
+        <w:rPr>
+          <w:rFonts w:ascii="Times New Roman" w:hAnsi="Times New Roman" w:cs="Times New Roman"/>
+          <w:sz w:val="28"/>
+          <w:szCs w:val="28"/>
+          <w:lang w:val="en-US"/>
+        </w:rPr>
+        <w:t>Add</w:t>
+      </w:r>
+      <w:r>
+        <w:rPr>
+          <w:rFonts w:ascii="Times New Roman" w:hAnsi="Times New Roman" w:cs="Times New Roman"/>
+          <w:sz w:val="28"/>
+          <w:szCs w:val="28"/>
+          <w:lang w:val="en-US"/>
+        </w:rPr>
+        <w:t>Question</w:t>
+      </w:r>
+      <w:proofErr w:type="spellEnd"/>
+      <w:r>
+        <w:rPr>
+          <w:rFonts w:ascii="Times New Roman" w:hAnsi="Times New Roman" w:cs="Times New Roman"/>
+          <w:sz w:val="28"/>
+          <w:szCs w:val="28"/>
+          <w:lang w:val="en-US"/>
+        </w:rPr>
+        <w:t xml:space="preserve"> (Question q) –</w:t>
+      </w:r>
+      <w:r>
+        <w:rPr>
+          <w:rFonts w:ascii="Times New Roman" w:hAnsi="Times New Roman" w:cs="Times New Roman"/>
+          <w:sz w:val="28"/>
+          <w:szCs w:val="28"/>
+          <w:lang w:val="en-US"/>
+        </w:rPr>
+        <w:t xml:space="preserve"> </w:t>
+      </w:r>
+      <w:r>
+        <w:rPr>
+          <w:rFonts w:ascii="Times New Roman" w:hAnsi="Times New Roman" w:cs="Times New Roman"/>
+          <w:sz w:val="28"/>
+          <w:szCs w:val="28"/>
+        </w:rPr>
+        <w:t>добавляет</w:t>
+      </w:r>
+      <w:r>
+        <w:rPr>
+          <w:rFonts w:ascii="Times New Roman" w:hAnsi="Times New Roman" w:cs="Times New Roman"/>
+          <w:sz w:val="28"/>
+          <w:szCs w:val="28"/>
+          <w:lang w:val="en-US"/>
+        </w:rPr>
+        <w:t xml:space="preserve"> </w:t>
+      </w:r>
+      <w:r>
+        <w:rPr>
+          <w:rFonts w:ascii="Times New Roman" w:hAnsi="Times New Roman" w:cs="Times New Roman"/>
+          <w:sz w:val="28"/>
+          <w:szCs w:val="28"/>
+        </w:rPr>
+        <w:t>вопрос</w:t>
+      </w:r>
+      <w:r>
+        <w:rPr>
+          <w:rFonts w:ascii="Times New Roman" w:hAnsi="Times New Roman" w:cs="Times New Roman"/>
+          <w:sz w:val="28"/>
+          <w:szCs w:val="28"/>
+          <w:lang w:val="en-US"/>
+        </w:rPr>
+        <w:t xml:space="preserve"> </w:t>
+      </w:r>
+      <w:r>
+        <w:rPr>
+          <w:rFonts w:ascii="Times New Roman" w:hAnsi="Times New Roman" w:cs="Times New Roman"/>
+          <w:sz w:val="28"/>
+          <w:szCs w:val="28"/>
+        </w:rPr>
+        <w:t>в</w:t>
+      </w:r>
+      <w:r>
+        <w:rPr>
+          <w:rFonts w:ascii="Times New Roman" w:hAnsi="Times New Roman" w:cs="Times New Roman"/>
+          <w:sz w:val="28"/>
+          <w:szCs w:val="28"/>
+          <w:lang w:val="en-US"/>
+        </w:rPr>
+        <w:t xml:space="preserve"> </w:t>
+      </w:r>
+      <w:r>
+        <w:rPr>
+          <w:rFonts w:ascii="Times New Roman" w:hAnsi="Times New Roman" w:cs="Times New Roman"/>
+          <w:sz w:val="28"/>
+          <w:szCs w:val="28"/>
+        </w:rPr>
+        <w:t>тест</w:t>
+      </w:r>
+      <w:r>
+        <w:rPr>
+          <w:rFonts w:ascii="Times New Roman" w:hAnsi="Times New Roman" w:cs="Times New Roman"/>
+          <w:sz w:val="28"/>
+          <w:szCs w:val="28"/>
+          <w:lang w:val="en-US"/>
+        </w:rPr>
+        <w:t>.</w:t>
+      </w:r>
+    </w:p>
+    <w:p>
+      <w:pPr>
+        <w:rPr>
+          <w:rFonts w:ascii="Times New Roman" w:hAnsi="Times New Roman" w:cs="Times New Roman"/>
+          <w:sz w:val="28"/>
+          <w:szCs w:val="28"/>
+        </w:rPr>
+      </w:pPr>
+      <w:r>
+        <w:rPr>
+          <w:rFonts w:ascii="Times New Roman" w:hAnsi="Times New Roman" w:cs="Times New Roman"/>
+          <w:sz w:val="28"/>
+          <w:szCs w:val="28"/>
+        </w:rPr>
+        <w:t xml:space="preserve">Класс </w:t>
+      </w:r>
+      <w:proofErr w:type="spellStart"/>
+      <w:r>
+        <w:rPr>
+          <w:rFonts w:ascii="Times New Roman" w:hAnsi="Times New Roman" w:cs="Times New Roman"/>
+          <w:sz w:val="28"/>
+          <w:szCs w:val="28"/>
+          <w:lang w:val="en-US"/>
+        </w:rPr>
+        <w:t>TestGeneration</w:t>
+      </w:r>
+      <w:proofErr w:type="spellEnd"/>
+      <w:r>
+        <w:rPr>
+          <w:rFonts w:ascii="Times New Roman" w:hAnsi="Times New Roman" w:cs="Times New Roman"/>
+          <w:sz w:val="28"/>
+          <w:szCs w:val="28"/>
+        </w:rPr>
+        <w:t xml:space="preserve"> (создание теста)</w:t>
+      </w:r>
+    </w:p>
+    <w:p>
+      <w:pPr>
+        <w:rPr>
+          <w:rFonts w:ascii="Times New Roman" w:hAnsi="Times New Roman" w:cs="Times New Roman"/>
+          <w:sz w:val="28"/>
+          <w:szCs w:val="28"/>
+        </w:rPr>
+      </w:pPr>
+      <w:r>
+        <w:rPr>
+          <w:rFonts w:ascii="Times New Roman" w:hAnsi="Times New Roman" w:cs="Times New Roman"/>
+          <w:sz w:val="28"/>
+          <w:szCs w:val="28"/>
+        </w:rPr>
+        <w:t>Класс, содержащий алгоритмы.</w:t>
+      </w:r>
+    </w:p>
+    <w:p>
+      <w:pPr>
+        <w:rPr>
+          <w:rFonts w:ascii="Times New Roman" w:hAnsi="Times New Roman" w:cs="Times New Roman"/>
+          <w:sz w:val="28"/>
+          <w:szCs w:val="28"/>
+        </w:rPr>
+      </w:pPr>
+      <w:r>
+        <w:rPr>
+          <w:rFonts w:ascii="Times New Roman" w:hAnsi="Times New Roman" w:cs="Times New Roman"/>
+          <w:sz w:val="28"/>
+          <w:szCs w:val="28"/>
+        </w:rPr>
+        <w:t xml:space="preserve">Предназначение: </w:t>
+      </w:r>
+      <w:r>
+        <w:rPr>
+          <w:rFonts w:ascii="Times New Roman" w:hAnsi="Times New Roman" w:cs="Times New Roman"/>
+          <w:sz w:val="28"/>
+          <w:szCs w:val="28"/>
+        </w:rPr>
+        <w:t>реализует бизнес-логику по отбору и распределению вопросов.</w:t>
+      </w:r>
+    </w:p>
+    <w:p>
+      <w:pPr>
+        <w:rPr>
+          <w:rFonts w:ascii="Times New Roman" w:hAnsi="Times New Roman" w:cs="Times New Roman"/>
+          <w:sz w:val="28"/>
+          <w:szCs w:val="28"/>
+        </w:rPr>
+      </w:pPr>
+      <w:r>
+        <w:rPr>
+          <w:rFonts w:ascii="Times New Roman" w:hAnsi="Times New Roman" w:cs="Times New Roman"/>
+          <w:sz w:val="28"/>
+          <w:szCs w:val="28"/>
+        </w:rPr>
+        <w:t>Поля:</w:t>
       </w:r>
     </w:p>
     <w:p>
@@ -1091,7 +1618,7 @@
         <w:pStyle w:val="a4"/>
         <w:numPr>
           <w:ilvl w:val="0"/>
-          <w:numId w:val="2"/>
+          <w:numId w:val="4"/>
         </w:numPr>
         <w:rPr>
           <w:rFonts w:ascii="Times New Roman" w:hAnsi="Times New Roman" w:cs="Times New Roman"/>
@@ -1106,6 +1633,231 @@
           <w:szCs w:val="28"/>
           <w:lang w:val="en-US"/>
         </w:rPr>
+        <w:t>Random</w:t>
+      </w:r>
+      <w:r>
+        <w:rPr>
+          <w:rFonts w:ascii="Times New Roman" w:hAnsi="Times New Roman" w:cs="Times New Roman"/>
+          <w:sz w:val="28"/>
+          <w:szCs w:val="28"/>
+        </w:rPr>
+        <w:t xml:space="preserve"> </w:t>
+      </w:r>
+      <w:proofErr w:type="spellStart"/>
+      <w:proofErr w:type="gramStart"/>
+      <w:r>
+        <w:rPr>
+          <w:rFonts w:ascii="Times New Roman" w:hAnsi="Times New Roman" w:cs="Times New Roman"/>
+          <w:sz w:val="28"/>
+          <w:szCs w:val="28"/>
+          <w:lang w:val="en-US"/>
+        </w:rPr>
+        <w:t>random</w:t>
+      </w:r>
+      <w:proofErr w:type="spellEnd"/>
+      <w:r>
+        <w:rPr>
+          <w:rFonts w:ascii="Times New Roman" w:hAnsi="Times New Roman" w:cs="Times New Roman"/>
+          <w:sz w:val="28"/>
+          <w:szCs w:val="28"/>
+        </w:rPr>
+        <w:t xml:space="preserve">  –</w:t>
+      </w:r>
+      <w:proofErr w:type="gramEnd"/>
+      <w:r>
+        <w:rPr>
+          <w:rFonts w:ascii="Times New Roman" w:hAnsi="Times New Roman" w:cs="Times New Roman"/>
+          <w:sz w:val="28"/>
+          <w:szCs w:val="28"/>
+        </w:rPr>
+        <w:t xml:space="preserve"> генератор случайных чисел;</w:t>
+      </w:r>
+    </w:p>
+    <w:p>
+      <w:pPr>
+        <w:pStyle w:val="a4"/>
+        <w:numPr>
+          <w:ilvl w:val="0"/>
+          <w:numId w:val="4"/>
+        </w:numPr>
+        <w:rPr>
+          <w:rFonts w:ascii="Times New Roman" w:hAnsi="Times New Roman" w:cs="Times New Roman"/>
+          <w:sz w:val="28"/>
+          <w:szCs w:val="28"/>
+        </w:rPr>
+      </w:pPr>
+      <w:proofErr w:type="gramStart"/>
+      <w:r>
+        <w:rPr>
+          <w:rFonts w:ascii="Times New Roman" w:hAnsi="Times New Roman" w:cs="Times New Roman"/>
+          <w:sz w:val="28"/>
+          <w:szCs w:val="28"/>
+        </w:rPr>
+        <w:t>List&lt;</w:t>
+      </w:r>
+      <w:proofErr w:type="spellStart"/>
+      <w:proofErr w:type="gramEnd"/>
+      <w:r>
+        <w:rPr>
+          <w:rFonts w:ascii="Times New Roman" w:hAnsi="Times New Roman" w:cs="Times New Roman"/>
+          <w:sz w:val="28"/>
+          <w:szCs w:val="28"/>
+        </w:rPr>
+        <w:t>Questions</w:t>
+      </w:r>
+      <w:proofErr w:type="spellEnd"/>
+      <w:r>
+        <w:rPr>
+          <w:rFonts w:ascii="Times New Roman" w:hAnsi="Times New Roman" w:cs="Times New Roman"/>
+          <w:sz w:val="28"/>
+          <w:szCs w:val="28"/>
+        </w:rPr>
+        <w:t xml:space="preserve">&gt; </w:t>
+      </w:r>
+      <w:proofErr w:type="spellStart"/>
+      <w:r>
+        <w:rPr>
+          <w:rFonts w:ascii="Times New Roman" w:hAnsi="Times New Roman" w:cs="Times New Roman"/>
+          <w:sz w:val="28"/>
+          <w:szCs w:val="28"/>
+          <w:lang w:val="en-US"/>
+        </w:rPr>
+        <w:t>allQ</w:t>
+      </w:r>
+      <w:r>
+        <w:rPr>
+          <w:rFonts w:ascii="Times New Roman" w:hAnsi="Times New Roman" w:cs="Times New Roman"/>
+          <w:sz w:val="28"/>
+          <w:szCs w:val="28"/>
+        </w:rPr>
+        <w:t>uestions</w:t>
+      </w:r>
+      <w:proofErr w:type="spellEnd"/>
+      <w:r>
+        <w:rPr>
+          <w:rFonts w:ascii="Times New Roman" w:hAnsi="Times New Roman" w:cs="Times New Roman"/>
+          <w:sz w:val="28"/>
+          <w:szCs w:val="28"/>
+        </w:rPr>
+        <w:t xml:space="preserve"> – ссылка на общий список всех доступных вопросов</w:t>
+      </w:r>
+      <w:r>
+        <w:rPr>
+          <w:rFonts w:ascii="Times New Roman" w:hAnsi="Times New Roman" w:cs="Times New Roman"/>
+          <w:sz w:val="28"/>
+          <w:szCs w:val="28"/>
+        </w:rPr>
+        <w:t>.</w:t>
+      </w:r>
+    </w:p>
+    <w:p>
+      <w:pPr>
+        <w:rPr>
+          <w:rFonts w:ascii="Times New Roman" w:hAnsi="Times New Roman" w:cs="Times New Roman"/>
+          <w:sz w:val="28"/>
+          <w:szCs w:val="28"/>
+        </w:rPr>
+      </w:pPr>
+      <w:r>
+        <w:rPr>
+          <w:rFonts w:ascii="Times New Roman" w:hAnsi="Times New Roman" w:cs="Times New Roman"/>
+          <w:sz w:val="28"/>
+          <w:szCs w:val="28"/>
+        </w:rPr>
+        <w:t>Методы</w:t>
+      </w:r>
+      <w:r>
+        <w:rPr>
+          <w:rFonts w:ascii="Times New Roman" w:hAnsi="Times New Roman" w:cs="Times New Roman"/>
+          <w:sz w:val="28"/>
+          <w:szCs w:val="28"/>
+          <w:lang w:val="en-US"/>
+        </w:rPr>
+        <w:t>:</w:t>
+      </w:r>
+      <w:r>
+        <w:rPr>
+          <w:rFonts w:ascii="Times New Roman" w:hAnsi="Times New Roman" w:cs="Times New Roman"/>
+          <w:sz w:val="28"/>
+          <w:szCs w:val="28"/>
+          <w:lang w:val="en-US"/>
+        </w:rPr>
+        <w:t xml:space="preserve"> public </w:t>
+      </w:r>
+      <w:proofErr w:type="gramStart"/>
+      <w:r>
+        <w:rPr>
+          <w:rFonts w:ascii="Times New Roman" w:hAnsi="Times New Roman" w:cs="Times New Roman"/>
+          <w:sz w:val="28"/>
+          <w:szCs w:val="28"/>
+          <w:lang w:val="en-US"/>
+        </w:rPr>
+        <w:t>List&lt;</w:t>
+      </w:r>
+      <w:proofErr w:type="gramEnd"/>
+      <w:r>
+        <w:rPr>
+          <w:rFonts w:ascii="Times New Roman" w:hAnsi="Times New Roman" w:cs="Times New Roman"/>
+          <w:sz w:val="28"/>
+          <w:szCs w:val="28"/>
+          <w:lang w:val="en-US"/>
+        </w:rPr>
+        <w:t xml:space="preserve">Test&gt; </w:t>
+      </w:r>
+      <w:proofErr w:type="spellStart"/>
+      <w:r>
+        <w:rPr>
+          <w:rFonts w:ascii="Times New Roman" w:hAnsi="Times New Roman" w:cs="Times New Roman"/>
+          <w:sz w:val="28"/>
+          <w:szCs w:val="28"/>
+          <w:lang w:val="en-US"/>
+        </w:rPr>
+        <w:t>C</w:t>
+      </w:r>
+      <w:r>
+        <w:rPr>
+          <w:rFonts w:ascii="Times New Roman" w:hAnsi="Times New Roman" w:cs="Times New Roman"/>
+          <w:sz w:val="28"/>
+          <w:szCs w:val="28"/>
+          <w:lang w:val="en-US"/>
+        </w:rPr>
+        <w:t>reature</w:t>
+      </w:r>
+      <w:r>
+        <w:rPr>
+          <w:rFonts w:ascii="Times New Roman" w:hAnsi="Times New Roman" w:cs="Times New Roman"/>
+          <w:sz w:val="28"/>
+          <w:szCs w:val="28"/>
+          <w:lang w:val="en-US"/>
+        </w:rPr>
+        <w:t>V</w:t>
+      </w:r>
+      <w:r>
+        <w:rPr>
+          <w:rFonts w:ascii="Times New Roman" w:hAnsi="Times New Roman" w:cs="Times New Roman"/>
+          <w:sz w:val="28"/>
+          <w:szCs w:val="28"/>
+          <w:lang w:val="en-US"/>
+        </w:rPr>
+        <w:t>ariants</w:t>
+      </w:r>
+      <w:proofErr w:type="spellEnd"/>
+      <w:r>
+        <w:rPr>
+          <w:rFonts w:ascii="Times New Roman" w:hAnsi="Times New Roman" w:cs="Times New Roman"/>
+          <w:sz w:val="28"/>
+          <w:szCs w:val="28"/>
+          <w:lang w:val="en-US"/>
+        </w:rPr>
+        <w:t xml:space="preserve"> (string topic, </w:t>
+      </w:r>
+      <w:r>
+        <w:rPr>
+          <w:rFonts w:ascii="Times New Roman" w:hAnsi="Times New Roman" w:cs="Times New Roman"/>
+          <w:sz w:val="28"/>
+          <w:szCs w:val="28"/>
+          <w:lang w:val="en-US"/>
+        </w:rPr>
         <w:t>string</w:t>
       </w:r>
       <w:r>
@@ -1113,9 +1865,93 @@
           <w:rFonts w:ascii="Times New Roman" w:hAnsi="Times New Roman" w:cs="Times New Roman"/>
           <w:sz w:val="28"/>
           <w:szCs w:val="28"/>
+          <w:lang w:val="en-US"/>
         </w:rPr>
         <w:t xml:space="preserve"> </w:t>
       </w:r>
+      <w:r>
+        <w:rPr>
+          <w:rFonts w:ascii="Times New Roman" w:hAnsi="Times New Roman" w:cs="Times New Roman"/>
+          <w:sz w:val="28"/>
+          <w:szCs w:val="28"/>
+          <w:lang w:val="en-US"/>
+        </w:rPr>
+        <w:t>Name</w:t>
+      </w:r>
+      <w:r>
+        <w:rPr>
+          <w:rFonts w:ascii="Times New Roman" w:hAnsi="Times New Roman" w:cs="Times New Roman"/>
+          <w:sz w:val="28"/>
+          <w:szCs w:val="28"/>
+          <w:lang w:val="en-US"/>
+        </w:rPr>
+        <w:t xml:space="preserve">, </w:t>
+      </w:r>
+      <w:proofErr w:type="gramStart"/>
+      <w:r>
+        <w:rPr>
+          <w:rFonts w:ascii="Times New Roman" w:hAnsi="Times New Roman" w:cs="Times New Roman"/>
+          <w:sz w:val="28"/>
+          <w:szCs w:val="28"/>
+          <w:lang w:val="en-US"/>
+        </w:rPr>
+        <w:t>List</w:t>
+      </w:r>
+      <w:r>
+        <w:rPr>
+          <w:rFonts w:ascii="Times New Roman" w:hAnsi="Times New Roman" w:cs="Times New Roman"/>
+          <w:sz w:val="28"/>
+          <w:szCs w:val="28"/>
+          <w:lang w:val="en-US"/>
+        </w:rPr>
+        <w:t>&lt;</w:t>
+      </w:r>
+      <w:proofErr w:type="gramEnd"/>
+      <w:r>
+        <w:rPr>
+          <w:rFonts w:ascii="Times New Roman" w:hAnsi="Times New Roman" w:cs="Times New Roman"/>
+          <w:sz w:val="28"/>
+          <w:szCs w:val="28"/>
+          <w:lang w:val="en-US"/>
+        </w:rPr>
+        <w:t>Questions</w:t>
+      </w:r>
+      <w:r>
+        <w:rPr>
+          <w:rFonts w:ascii="Times New Roman" w:hAnsi="Times New Roman" w:cs="Times New Roman"/>
+          <w:sz w:val="28"/>
+          <w:szCs w:val="28"/>
+          <w:lang w:val="en-US"/>
+        </w:rPr>
+        <w:t xml:space="preserve">&gt; </w:t>
+      </w:r>
+      <w:r>
+        <w:rPr>
+          <w:rFonts w:ascii="Times New Roman" w:hAnsi="Times New Roman" w:cs="Times New Roman"/>
+          <w:sz w:val="28"/>
+          <w:szCs w:val="28"/>
+          <w:lang w:val="en-US"/>
+        </w:rPr>
+        <w:t>q</w:t>
+      </w:r>
+      <w:r>
+        <w:rPr>
+          <w:rFonts w:ascii="Times New Roman" w:hAnsi="Times New Roman" w:cs="Times New Roman"/>
+          <w:sz w:val="28"/>
+          <w:szCs w:val="28"/>
+          <w:lang w:val="en-US"/>
+        </w:rPr>
+        <w:t>uestions</w:t>
+      </w:r>
+      <w:r>
+        <w:rPr>
+          <w:rFonts w:ascii="Times New Roman" w:hAnsi="Times New Roman" w:cs="Times New Roman"/>
+          <w:sz w:val="28"/>
+          <w:szCs w:val="28"/>
+          <w:lang w:val="en-US"/>
+        </w:rPr>
+        <w:t xml:space="preserve">, </w:t>
+      </w:r>
       <w:proofErr w:type="spellStart"/>
       <w:r>
         <w:rPr>
@@ -1124,7 +1960,16 @@
           <w:szCs w:val="28"/>
           <w:lang w:val="en-US"/>
         </w:rPr>
-        <w:t>GenerationParams</w:t>
+        <w:t>Difficulty</w:t>
+      </w:r>
+      <w:r>
+        <w:rPr>
+          <w:rFonts w:ascii="Times New Roman" w:hAnsi="Times New Roman" w:cs="Times New Roman"/>
+          <w:sz w:val="28"/>
+          <w:szCs w:val="28"/>
+          <w:lang w:val="en-US"/>
+        </w:rPr>
+        <w:t>Level</w:t>
       </w:r>
       <w:proofErr w:type="spellEnd"/>
       <w:r>
@@ -1132,69 +1977,270 @@
           <w:rFonts w:ascii="Times New Roman" w:hAnsi="Times New Roman" w:cs="Times New Roman"/>
           <w:sz w:val="28"/>
           <w:szCs w:val="28"/>
-        </w:rPr>
-        <w:t xml:space="preserve"> –</w:t>
-      </w:r>
-      <w:r>
-        <w:rPr>
-          <w:rFonts w:ascii="Times New Roman" w:hAnsi="Times New Roman" w:cs="Times New Roman"/>
-          <w:sz w:val="28"/>
-          <w:szCs w:val="28"/>
+          <w:lang w:val="en-US"/>
+        </w:rPr>
+        <w:t xml:space="preserve"> difficulty, </w:t>
+      </w:r>
+      <w:r>
+        <w:rPr>
+          <w:rFonts w:ascii="Times New Roman" w:hAnsi="Times New Roman" w:cs="Times New Roman"/>
+          <w:sz w:val="28"/>
+          <w:szCs w:val="28"/>
+          <w:lang w:val="en-US"/>
+        </w:rPr>
+        <w:t xml:space="preserve">string </w:t>
+      </w:r>
+      <w:proofErr w:type="spellStart"/>
+      <w:r>
+        <w:rPr>
+          <w:rFonts w:ascii="Times New Roman" w:hAnsi="Times New Roman" w:cs="Times New Roman"/>
+          <w:sz w:val="28"/>
+          <w:szCs w:val="28"/>
+          <w:lang w:val="en-US"/>
+        </w:rPr>
+        <w:t>CorrectAnswer</w:t>
+      </w:r>
+      <w:proofErr w:type="spellEnd"/>
+      <w:r>
+        <w:rPr>
+          <w:rFonts w:ascii="Times New Roman" w:hAnsi="Times New Roman" w:cs="Times New Roman"/>
+          <w:sz w:val="28"/>
+          <w:szCs w:val="28"/>
+          <w:lang w:val="en-US"/>
+        </w:rPr>
+        <w:t xml:space="preserve">) – </w:t>
+      </w:r>
+      <w:r>
+        <w:rPr>
+          <w:rFonts w:ascii="Times New Roman" w:hAnsi="Times New Roman" w:cs="Times New Roman"/>
+          <w:sz w:val="28"/>
+          <w:szCs w:val="28"/>
+        </w:rPr>
+        <w:t>метод</w:t>
+      </w:r>
+      <w:r>
+        <w:rPr>
+          <w:rFonts w:ascii="Times New Roman" w:hAnsi="Times New Roman" w:cs="Times New Roman"/>
+          <w:sz w:val="28"/>
+          <w:szCs w:val="28"/>
+          <w:lang w:val="en-US"/>
         </w:rPr>
         <w:t xml:space="preserve"> </w:t>
       </w:r>
-      <w:r>
-        <w:rPr>
-          <w:rFonts w:ascii="Times New Roman" w:hAnsi="Times New Roman" w:cs="Times New Roman"/>
-          <w:sz w:val="28"/>
-          <w:szCs w:val="28"/>
-        </w:rPr>
-        <w:t>строка с параметрами генерации (для истории).</w:t>
-      </w:r>
-    </w:p>
-    <w:p>
-      <w:pPr>
-        <w:rPr>
-          <w:rFonts w:ascii="Times New Roman" w:hAnsi="Times New Roman" w:cs="Times New Roman"/>
-          <w:sz w:val="28"/>
-          <w:szCs w:val="28"/>
-          <w:lang w:val="en-US"/>
-        </w:rPr>
-      </w:pPr>
-      <w:r>
-        <w:rPr>
-          <w:rFonts w:ascii="Times New Roman" w:hAnsi="Times New Roman" w:cs="Times New Roman"/>
-          <w:sz w:val="28"/>
-          <w:szCs w:val="28"/>
-        </w:rPr>
-        <w:t>Методы</w:t>
-      </w:r>
-      <w:r>
-        <w:rPr>
-          <w:rFonts w:ascii="Times New Roman" w:hAnsi="Times New Roman" w:cs="Times New Roman"/>
-          <w:sz w:val="28"/>
-          <w:szCs w:val="28"/>
-          <w:lang w:val="en-US"/>
+      <w:proofErr w:type="spellStart"/>
+      <w:r>
+        <w:rPr>
+          <w:rFonts w:ascii="Times New Roman" w:hAnsi="Times New Roman" w:cs="Times New Roman"/>
+          <w:sz w:val="28"/>
+          <w:szCs w:val="28"/>
+          <w:lang w:val="en-US"/>
+        </w:rPr>
+        <w:t>для</w:t>
+      </w:r>
+      <w:proofErr w:type="spellEnd"/>
+      <w:r>
+        <w:rPr>
+          <w:rFonts w:ascii="Times New Roman" w:hAnsi="Times New Roman" w:cs="Times New Roman"/>
+          <w:sz w:val="28"/>
+          <w:szCs w:val="28"/>
+          <w:lang w:val="en-US"/>
+        </w:rPr>
+        <w:t xml:space="preserve"> </w:t>
+      </w:r>
+      <w:r>
+        <w:rPr>
+          <w:rFonts w:ascii="Times New Roman" w:hAnsi="Times New Roman" w:cs="Times New Roman"/>
+          <w:sz w:val="28"/>
+          <w:szCs w:val="28"/>
+        </w:rPr>
+        <w:t>составления</w:t>
+      </w:r>
+      <w:r>
+        <w:rPr>
+          <w:rFonts w:ascii="Times New Roman" w:hAnsi="Times New Roman" w:cs="Times New Roman"/>
+          <w:sz w:val="28"/>
+          <w:szCs w:val="28"/>
+          <w:lang w:val="en-US"/>
+        </w:rPr>
+        <w:t xml:space="preserve"> </w:t>
+      </w:r>
+      <w:r>
+        <w:rPr>
+          <w:rFonts w:ascii="Times New Roman" w:hAnsi="Times New Roman" w:cs="Times New Roman"/>
+          <w:sz w:val="28"/>
+          <w:szCs w:val="28"/>
+        </w:rPr>
+        <w:t>вопросов</w:t>
+      </w:r>
+      <w:r>
+        <w:rPr>
+          <w:rFonts w:ascii="Times New Roman" w:hAnsi="Times New Roman" w:cs="Times New Roman"/>
+          <w:sz w:val="28"/>
+          <w:szCs w:val="28"/>
+          <w:lang w:val="en-US"/>
+        </w:rPr>
+        <w:t xml:space="preserve"> </w:t>
+      </w:r>
+      <w:r>
+        <w:rPr>
+          <w:rFonts w:ascii="Times New Roman" w:hAnsi="Times New Roman" w:cs="Times New Roman"/>
+          <w:sz w:val="28"/>
+          <w:szCs w:val="28"/>
+        </w:rPr>
+        <w:t>по</w:t>
+      </w:r>
+      <w:r>
+        <w:rPr>
+          <w:rFonts w:ascii="Times New Roman" w:hAnsi="Times New Roman" w:cs="Times New Roman"/>
+          <w:sz w:val="28"/>
+          <w:szCs w:val="28"/>
+          <w:lang w:val="en-US"/>
+        </w:rPr>
+        <w:t xml:space="preserve"> </w:t>
+      </w:r>
+      <w:r>
+        <w:rPr>
+          <w:rFonts w:ascii="Times New Roman" w:hAnsi="Times New Roman" w:cs="Times New Roman"/>
+          <w:sz w:val="28"/>
+          <w:szCs w:val="28"/>
+        </w:rPr>
+        <w:t>указанной</w:t>
+      </w:r>
+      <w:r>
+        <w:rPr>
+          <w:rFonts w:ascii="Times New Roman" w:hAnsi="Times New Roman" w:cs="Times New Roman"/>
+          <w:sz w:val="28"/>
+          <w:szCs w:val="28"/>
+          <w:lang w:val="en-US"/>
+        </w:rPr>
+        <w:t xml:space="preserve"> </w:t>
+      </w:r>
+      <w:r>
+        <w:rPr>
+          <w:rFonts w:ascii="Times New Roman" w:hAnsi="Times New Roman" w:cs="Times New Roman"/>
+          <w:sz w:val="28"/>
+          <w:szCs w:val="28"/>
+        </w:rPr>
+        <w:t>теме</w:t>
+      </w:r>
+    </w:p>
+    <w:p>
+      <w:pPr>
+        <w:rPr>
+          <w:rFonts w:ascii="Times New Roman" w:hAnsi="Times New Roman" w:cs="Times New Roman"/>
+          <w:sz w:val="28"/>
+          <w:szCs w:val="28"/>
+          <w:lang w:val="en-US"/>
+        </w:rPr>
+      </w:pPr>
+      <w:r>
+        <w:rPr>
+          <w:rFonts w:ascii="Times New Roman" w:hAnsi="Times New Roman" w:cs="Times New Roman"/>
+          <w:sz w:val="28"/>
+          <w:szCs w:val="28"/>
+        </w:rPr>
+        <w:t xml:space="preserve">3.3 Проектирование отображения по шаблону </w:t>
+      </w:r>
+      <w:r>
+        <w:rPr>
+          <w:rFonts w:ascii="Times New Roman" w:hAnsi="Times New Roman" w:cs="Times New Roman"/>
+          <w:sz w:val="28"/>
+          <w:szCs w:val="28"/>
+          <w:lang w:val="en-US"/>
+        </w:rPr>
+        <w:t>MVP</w:t>
+      </w:r>
+    </w:p>
+    <w:p>
+      <w:pPr>
+        <w:rPr>
+          <w:rFonts w:ascii="Times New Roman" w:hAnsi="Times New Roman" w:cs="Times New Roman"/>
+          <w:sz w:val="28"/>
+          <w:szCs w:val="28"/>
+        </w:rPr>
+      </w:pPr>
+      <w:r>
+        <w:rPr>
+          <w:rFonts w:ascii="Times New Roman" w:hAnsi="Times New Roman" w:cs="Times New Roman"/>
+          <w:sz w:val="28"/>
+          <w:szCs w:val="28"/>
+        </w:rPr>
+        <w:t xml:space="preserve">Для реализации пользовательского интерфейса создадим следующие компоненты </w:t>
+      </w:r>
+      <w:r>
+        <w:rPr>
+          <w:rFonts w:ascii="Times New Roman" w:hAnsi="Times New Roman" w:cs="Times New Roman"/>
+          <w:sz w:val="28"/>
+          <w:szCs w:val="28"/>
+          <w:lang w:val="en-US"/>
+        </w:rPr>
+        <w:t>MVP</w:t>
+      </w:r>
+      <w:r>
+        <w:rPr>
+          <w:rFonts w:ascii="Times New Roman" w:hAnsi="Times New Roman" w:cs="Times New Roman"/>
+          <w:sz w:val="28"/>
+          <w:szCs w:val="28"/>
         </w:rPr>
         <w:t>:</w:t>
       </w:r>
     </w:p>
     <w:p>
       <w:pPr>
-        <w:rPr>
-          <w:rFonts w:ascii="Times New Roman" w:hAnsi="Times New Roman" w:cs="Times New Roman"/>
-          <w:sz w:val="28"/>
-          <w:szCs w:val="28"/>
-        </w:rPr>
-      </w:pPr>
-      <w:r>
-        <w:rPr>
-          <w:rFonts w:ascii="Times New Roman" w:hAnsi="Times New Roman" w:cs="Times New Roman"/>
-          <w:sz w:val="28"/>
-          <w:szCs w:val="28"/>
-          <w:lang w:val="en-US"/>
-        </w:rPr>
-        <w:t>Public</w:t>
+        <w:pStyle w:val="a4"/>
+        <w:numPr>
+          <w:ilvl w:val="0"/>
+          <w:numId w:val="3"/>
+        </w:numPr>
+        <w:rPr>
+          <w:rFonts w:ascii="Times New Roman" w:hAnsi="Times New Roman" w:cs="Times New Roman"/>
+          <w:sz w:val="28"/>
+          <w:szCs w:val="28"/>
+          <w:lang w:val="en-US"/>
+        </w:rPr>
+      </w:pPr>
+      <w:r>
+        <w:rPr>
+          <w:rFonts w:ascii="Times New Roman" w:hAnsi="Times New Roman" w:cs="Times New Roman"/>
+          <w:sz w:val="28"/>
+          <w:szCs w:val="28"/>
+          <w:lang w:val="en-US"/>
+        </w:rPr>
+        <w:t>View</w:t>
+      </w:r>
+      <w:r>
+        <w:rPr>
+          <w:rFonts w:ascii="Times New Roman" w:hAnsi="Times New Roman" w:cs="Times New Roman"/>
+          <w:sz w:val="28"/>
+          <w:szCs w:val="28"/>
+        </w:rPr>
+        <w:t xml:space="preserve"> (</w:t>
+      </w:r>
+      <w:r>
+        <w:rPr>
+          <w:rFonts w:ascii="Times New Roman" w:hAnsi="Times New Roman" w:cs="Times New Roman"/>
+          <w:sz w:val="28"/>
+          <w:szCs w:val="28"/>
+          <w:lang w:val="en-US"/>
+        </w:rPr>
+        <w:t>Form</w:t>
+      </w:r>
+      <w:r>
+        <w:rPr>
+          <w:rFonts w:ascii="Times New Roman" w:hAnsi="Times New Roman" w:cs="Times New Roman"/>
+          <w:sz w:val="28"/>
+          <w:szCs w:val="28"/>
+        </w:rPr>
+        <w:t xml:space="preserve">) – форма </w:t>
+      </w:r>
+      <w:r>
+        <w:rPr>
+          <w:rFonts w:ascii="Times New Roman" w:hAnsi="Times New Roman" w:cs="Times New Roman"/>
+          <w:sz w:val="28"/>
+          <w:szCs w:val="28"/>
+          <w:lang w:val="en-US"/>
+        </w:rPr>
+        <w:t>Windows</w:t>
       </w:r>
       <w:r>
         <w:rPr>
@@ -1211,31 +2257,65 @@
           <w:szCs w:val="28"/>
           <w:lang w:val="en-US"/>
         </w:rPr>
-        <w:t>Test</w:t>
-      </w:r>
-      <w:r>
-        <w:rPr>
-          <w:rFonts w:ascii="Times New Roman" w:hAnsi="Times New Roman" w:cs="Times New Roman"/>
-          <w:sz w:val="28"/>
-          <w:szCs w:val="28"/>
-        </w:rPr>
-        <w:t xml:space="preserve"> (</w:t>
-      </w:r>
-      <w:r>
-        <w:rPr>
-          <w:rFonts w:ascii="Times New Roman" w:hAnsi="Times New Roman" w:cs="Times New Roman"/>
-          <w:sz w:val="28"/>
-          <w:szCs w:val="28"/>
-          <w:lang w:val="en-US"/>
-        </w:rPr>
-        <w:t>string</w:t>
-      </w:r>
-      <w:r>
-        <w:rPr>
-          <w:rFonts w:ascii="Times New Roman" w:hAnsi="Times New Roman" w:cs="Times New Roman"/>
-          <w:sz w:val="28"/>
-          <w:szCs w:val="28"/>
-        </w:rPr>
+        <w:t>Form</w:t>
+      </w:r>
+      <w:r>
+        <w:rPr>
+          <w:rFonts w:ascii="Times New Roman" w:hAnsi="Times New Roman" w:cs="Times New Roman"/>
+          <w:sz w:val="28"/>
+          <w:szCs w:val="28"/>
+        </w:rPr>
+        <w:t>, содержащая только элементы управления и обработки событий интерфейса;</w:t>
+      </w:r>
+    </w:p>
+    <w:p>
+      <w:pPr>
+        <w:pStyle w:val="a4"/>
+        <w:numPr>
+          <w:ilvl w:val="0"/>
+          <w:numId w:val="3"/>
+        </w:numPr>
+        <w:rPr>
+          <w:rFonts w:ascii="Times New Roman" w:hAnsi="Times New Roman" w:cs="Times New Roman"/>
+          <w:sz w:val="28"/>
+          <w:szCs w:val="28"/>
+        </w:rPr>
+      </w:pPr>
+      <w:r>
+        <w:rPr>
+          <w:rFonts w:ascii="Times New Roman" w:hAnsi="Times New Roman" w:cs="Times New Roman"/>
+          <w:sz w:val="28"/>
+          <w:szCs w:val="28"/>
+          <w:lang w:val="en-US"/>
+        </w:rPr>
+        <w:t>Presenter</w:t>
+      </w:r>
+      <w:r>
+        <w:rPr>
+          <w:rFonts w:ascii="Times New Roman" w:hAnsi="Times New Roman" w:cs="Times New Roman"/>
+          <w:sz w:val="28"/>
+          <w:szCs w:val="28"/>
+        </w:rPr>
+        <w:t xml:space="preserve"> – класс, который получает уведомления о действиях пользователя от </w:t>
+      </w:r>
+      <w:r>
+        <w:rPr>
+          <w:rFonts w:ascii="Times New Roman" w:hAnsi="Times New Roman" w:cs="Times New Roman"/>
+          <w:sz w:val="28"/>
+          <w:szCs w:val="28"/>
+          <w:lang w:val="en-US"/>
+        </w:rPr>
+        <w:t>View</w:t>
+      </w:r>
+      <w:r>
+        <w:rPr>
+          <w:rFonts w:ascii="Times New Roman" w:hAnsi="Times New Roman" w:cs="Times New Roman"/>
+          <w:sz w:val="28"/>
+          <w:szCs w:val="28"/>
+        </w:rPr>
+        <w:t>, обращается к</w:t>
+      </w:r>
+      <w:r>
         <w:t xml:space="preserve"> </w:t>
       </w:r>
       <w:r>
@@ -1243,31 +2323,72 @@
           <w:rFonts w:ascii="Times New Roman" w:hAnsi="Times New Roman" w:cs="Times New Roman"/>
           <w:sz w:val="28"/>
           <w:szCs w:val="28"/>
-          <w:lang w:val="en-US"/>
-        </w:rPr>
-        <w:t>name</w:t>
-      </w:r>
-      <w:r>
-        <w:rPr>
-          <w:rFonts w:ascii="Times New Roman" w:hAnsi="Times New Roman" w:cs="Times New Roman"/>
-          <w:sz w:val="28"/>
-          <w:szCs w:val="28"/>
-        </w:rPr>
-        <w:t xml:space="preserve">) – </w:t>
-      </w:r>
-      <w:r>
-        <w:rPr>
-          <w:rFonts w:ascii="Times New Roman" w:hAnsi="Times New Roman" w:cs="Times New Roman"/>
-          <w:sz w:val="28"/>
-          <w:szCs w:val="28"/>
-        </w:rPr>
-        <w:t>конструктор</w:t>
-      </w:r>
-      <w:r>
-        <w:rPr>
-          <w:rFonts w:ascii="Times New Roman" w:hAnsi="Times New Roman" w:cs="Times New Roman"/>
-          <w:sz w:val="28"/>
-          <w:szCs w:val="28"/>
+        </w:rPr>
+        <w:t>Model</w:t>
+      </w:r>
+      <w:r>
+        <w:rPr>
+          <w:rFonts w:ascii="Times New Roman" w:hAnsi="Times New Roman" w:cs="Times New Roman"/>
+          <w:sz w:val="28"/>
+          <w:szCs w:val="28"/>
+        </w:rPr>
+        <w:t xml:space="preserve"> и обновляет </w:t>
+      </w:r>
+      <w:r>
+        <w:rPr>
+          <w:rFonts w:ascii="Times New Roman" w:hAnsi="Times New Roman" w:cs="Times New Roman"/>
+          <w:sz w:val="28"/>
+          <w:szCs w:val="28"/>
+          <w:lang w:val="en-US"/>
+        </w:rPr>
+        <w:t>View</w:t>
+      </w:r>
+      <w:r>
+        <w:rPr>
+          <w:rFonts w:ascii="Times New Roman" w:hAnsi="Times New Roman" w:cs="Times New Roman"/>
+          <w:sz w:val="28"/>
+          <w:szCs w:val="28"/>
+        </w:rPr>
+        <w:t>;</w:t>
+      </w:r>
+    </w:p>
+    <w:p>
+      <w:pPr>
+        <w:pStyle w:val="a4"/>
+        <w:numPr>
+          <w:ilvl w:val="0"/>
+          <w:numId w:val="3"/>
+        </w:numPr>
+        <w:rPr>
+          <w:rFonts w:ascii="Times New Roman" w:hAnsi="Times New Roman" w:cs="Times New Roman"/>
+          <w:sz w:val="28"/>
+          <w:szCs w:val="28"/>
+          <w:lang w:val="en-US"/>
+        </w:rPr>
+      </w:pPr>
+      <w:r>
+        <w:rPr>
+          <w:rFonts w:ascii="Times New Roman" w:hAnsi="Times New Roman" w:cs="Times New Roman"/>
+          <w:sz w:val="28"/>
+          <w:szCs w:val="28"/>
+          <w:lang w:val="en-US"/>
+        </w:rPr>
+        <w:t xml:space="preserve">Model – </w:t>
+      </w:r>
+      <w:r>
+        <w:rPr>
+          <w:rFonts w:ascii="Times New Roman" w:hAnsi="Times New Roman" w:cs="Times New Roman"/>
+          <w:sz w:val="28"/>
+          <w:szCs w:val="28"/>
+        </w:rPr>
+        <w:t>наши</w:t>
+      </w:r>
+      <w:r>
+        <w:rPr>
+          <w:rFonts w:ascii="Times New Roman" w:hAnsi="Times New Roman" w:cs="Times New Roman"/>
+          <w:sz w:val="28"/>
+          <w:szCs w:val="28"/>
+          <w:lang w:val="en-US"/>
         </w:rPr>
         <w:t xml:space="preserve"> </w:t>
       </w:r>
@@ -1277,45 +2398,51 @@
           <w:sz w:val="28"/>
           <w:szCs w:val="28"/>
         </w:rPr>
-        <w:t>для</w:t>
-      </w:r>
-      <w:r>
-        <w:rPr>
-          <w:rFonts w:ascii="Times New Roman" w:hAnsi="Times New Roman" w:cs="Times New Roman"/>
-          <w:sz w:val="28"/>
-          <w:szCs w:val="28"/>
+        <w:t>классы</w:t>
+      </w:r>
+      <w:r>
+        <w:rPr>
+          <w:rFonts w:ascii="Times New Roman" w:hAnsi="Times New Roman" w:cs="Times New Roman"/>
+          <w:sz w:val="28"/>
+          <w:szCs w:val="28"/>
+          <w:lang w:val="en-US"/>
+        </w:rPr>
+        <w:t xml:space="preserve"> Question, Test </w:t>
+      </w:r>
+      <w:r>
+        <w:rPr>
+          <w:rFonts w:ascii="Times New Roman" w:hAnsi="Times New Roman" w:cs="Times New Roman"/>
+          <w:sz w:val="28"/>
+          <w:szCs w:val="28"/>
+        </w:rPr>
+        <w:t>и</w:t>
+      </w:r>
+      <w:r>
+        <w:rPr>
+          <w:rFonts w:ascii="Times New Roman" w:hAnsi="Times New Roman" w:cs="Times New Roman"/>
+          <w:sz w:val="28"/>
+          <w:szCs w:val="28"/>
+          <w:lang w:val="en-US"/>
         </w:rPr>
         <w:t xml:space="preserve"> </w:t>
       </w:r>
-      <w:r>
-        <w:rPr>
-          <w:rFonts w:ascii="Times New Roman" w:hAnsi="Times New Roman" w:cs="Times New Roman"/>
-          <w:sz w:val="28"/>
-          <w:szCs w:val="28"/>
-        </w:rPr>
-        <w:t>создания</w:t>
-      </w:r>
-      <w:r>
-        <w:rPr>
-          <w:rFonts w:ascii="Times New Roman" w:hAnsi="Times New Roman" w:cs="Times New Roman"/>
-          <w:sz w:val="28"/>
-          <w:szCs w:val="28"/>
-        </w:rPr>
-        <w:t xml:space="preserve"> </w:t>
-      </w:r>
-      <w:r>
-        <w:rPr>
-          <w:rFonts w:ascii="Times New Roman" w:hAnsi="Times New Roman" w:cs="Times New Roman"/>
-          <w:sz w:val="28"/>
-          <w:szCs w:val="28"/>
-        </w:rPr>
-        <w:t>теста с указанным именем и пустым списком вопросов</w:t>
-      </w:r>
-      <w:r>
-        <w:rPr>
-          <w:rFonts w:ascii="Times New Roman" w:hAnsi="Times New Roman" w:cs="Times New Roman"/>
-          <w:sz w:val="28"/>
-          <w:szCs w:val="28"/>
+      <w:proofErr w:type="spellStart"/>
+      <w:r>
+        <w:rPr>
+          <w:rFonts w:ascii="Times New Roman" w:hAnsi="Times New Roman" w:cs="Times New Roman"/>
+          <w:sz w:val="28"/>
+          <w:szCs w:val="28"/>
+          <w:lang w:val="en-US"/>
+        </w:rPr>
+        <w:t>TestGeneration</w:t>
+      </w:r>
+      <w:proofErr w:type="spellEnd"/>
+      <w:r>
+        <w:rPr>
+          <w:rFonts w:ascii="Times New Roman" w:hAnsi="Times New Roman" w:cs="Times New Roman"/>
+          <w:sz w:val="28"/>
+          <w:szCs w:val="28"/>
+          <w:lang w:val="en-US"/>
         </w:rPr>
         <w:t>.</w:t>
       </w:r>
@@ -1329,551 +2456,84 @@
           <w:lang w:val="en-US"/>
         </w:rPr>
       </w:pPr>
-      <w:r>
-        <w:rPr>
-          <w:rFonts w:ascii="Times New Roman" w:hAnsi="Times New Roman" w:cs="Times New Roman"/>
-          <w:sz w:val="28"/>
-          <w:szCs w:val="28"/>
-          <w:lang w:val="en-US"/>
-        </w:rPr>
-        <w:t xml:space="preserve">Public void </w:t>
-      </w:r>
-      <w:proofErr w:type="spellStart"/>
-      <w:r>
-        <w:rPr>
-          <w:rFonts w:ascii="Times New Roman" w:hAnsi="Times New Roman" w:cs="Times New Roman"/>
-          <w:sz w:val="28"/>
-          <w:szCs w:val="28"/>
-          <w:lang w:val="en-US"/>
-        </w:rPr>
-        <w:t>Add</w:t>
-      </w:r>
-      <w:r>
-        <w:rPr>
-          <w:rFonts w:ascii="Times New Roman" w:hAnsi="Times New Roman" w:cs="Times New Roman"/>
-          <w:sz w:val="28"/>
-          <w:szCs w:val="28"/>
-          <w:lang w:val="en-US"/>
-        </w:rPr>
-        <w:t>Question</w:t>
-      </w:r>
-      <w:proofErr w:type="spellEnd"/>
-      <w:r>
-        <w:rPr>
-          <w:rFonts w:ascii="Times New Roman" w:hAnsi="Times New Roman" w:cs="Times New Roman"/>
-          <w:sz w:val="28"/>
-          <w:szCs w:val="28"/>
-          <w:lang w:val="en-US"/>
-        </w:rPr>
-        <w:t xml:space="preserve"> (</w:t>
-      </w:r>
-      <w:r>
-        <w:rPr>
-          <w:rFonts w:ascii="Times New Roman" w:hAnsi="Times New Roman" w:cs="Times New Roman"/>
-          <w:sz w:val="28"/>
-          <w:szCs w:val="28"/>
-          <w:lang w:val="en-US"/>
-        </w:rPr>
-        <w:t>Question</w:t>
-      </w:r>
-      <w:r>
-        <w:rPr>
-          <w:rFonts w:ascii="Times New Roman" w:hAnsi="Times New Roman" w:cs="Times New Roman"/>
-          <w:sz w:val="28"/>
-          <w:szCs w:val="28"/>
-          <w:lang w:val="en-US"/>
-        </w:rPr>
-        <w:t xml:space="preserve"> q) –</w:t>
-      </w:r>
-      <w:r>
-        <w:rPr>
-          <w:rFonts w:ascii="Times New Roman" w:hAnsi="Times New Roman" w:cs="Times New Roman"/>
-          <w:sz w:val="28"/>
-          <w:szCs w:val="28"/>
-          <w:lang w:val="en-US"/>
-        </w:rPr>
-        <w:t xml:space="preserve"> </w:t>
-      </w:r>
-      <w:r>
-        <w:rPr>
-          <w:rFonts w:ascii="Times New Roman" w:hAnsi="Times New Roman" w:cs="Times New Roman"/>
-          <w:sz w:val="28"/>
-          <w:szCs w:val="28"/>
-        </w:rPr>
-        <w:t>добавляет</w:t>
-      </w:r>
-      <w:r>
-        <w:rPr>
-          <w:rFonts w:ascii="Times New Roman" w:hAnsi="Times New Roman" w:cs="Times New Roman"/>
-          <w:sz w:val="28"/>
-          <w:szCs w:val="28"/>
-          <w:lang w:val="en-US"/>
-        </w:rPr>
-        <w:t xml:space="preserve"> </w:t>
-      </w:r>
-      <w:r>
-        <w:rPr>
-          <w:rFonts w:ascii="Times New Roman" w:hAnsi="Times New Roman" w:cs="Times New Roman"/>
-          <w:sz w:val="28"/>
-          <w:szCs w:val="28"/>
-        </w:rPr>
-        <w:t>вопрос</w:t>
-      </w:r>
-      <w:r>
-        <w:rPr>
-          <w:rFonts w:ascii="Times New Roman" w:hAnsi="Times New Roman" w:cs="Times New Roman"/>
-          <w:sz w:val="28"/>
-          <w:szCs w:val="28"/>
-          <w:lang w:val="en-US"/>
-        </w:rPr>
-        <w:t xml:space="preserve"> </w:t>
-      </w:r>
-      <w:r>
-        <w:rPr>
-          <w:rFonts w:ascii="Times New Roman" w:hAnsi="Times New Roman" w:cs="Times New Roman"/>
-          <w:sz w:val="28"/>
-          <w:szCs w:val="28"/>
-        </w:rPr>
-        <w:t>в</w:t>
-      </w:r>
-      <w:r>
-        <w:rPr>
-          <w:rFonts w:ascii="Times New Roman" w:hAnsi="Times New Roman" w:cs="Times New Roman"/>
-          <w:sz w:val="28"/>
-          <w:szCs w:val="28"/>
-          <w:lang w:val="en-US"/>
-        </w:rPr>
-        <w:t xml:space="preserve"> </w:t>
-      </w:r>
-      <w:r>
-        <w:rPr>
-          <w:rFonts w:ascii="Times New Roman" w:hAnsi="Times New Roman" w:cs="Times New Roman"/>
-          <w:sz w:val="28"/>
-          <w:szCs w:val="28"/>
-        </w:rPr>
-        <w:t>тест</w:t>
-      </w:r>
-      <w:r>
-        <w:rPr>
-          <w:rFonts w:ascii="Times New Roman" w:hAnsi="Times New Roman" w:cs="Times New Roman"/>
-          <w:sz w:val="28"/>
-          <w:szCs w:val="28"/>
-          <w:lang w:val="en-US"/>
-        </w:rPr>
-        <w:t>.</w:t>
-      </w:r>
-    </w:p>
-    <w:p>
-      <w:pPr>
-        <w:rPr>
-          <w:rFonts w:ascii="Times New Roman" w:hAnsi="Times New Roman" w:cs="Times New Roman"/>
-          <w:sz w:val="28"/>
-          <w:szCs w:val="28"/>
-        </w:rPr>
-      </w:pPr>
-      <w:r>
-        <w:rPr>
-          <w:rFonts w:ascii="Times New Roman" w:hAnsi="Times New Roman" w:cs="Times New Roman"/>
-          <w:sz w:val="28"/>
-          <w:szCs w:val="28"/>
-        </w:rPr>
-        <w:t xml:space="preserve">Класс </w:t>
-      </w:r>
-      <w:proofErr w:type="spellStart"/>
-      <w:r>
-        <w:rPr>
-          <w:rFonts w:ascii="Times New Roman" w:hAnsi="Times New Roman" w:cs="Times New Roman"/>
-          <w:sz w:val="28"/>
-          <w:szCs w:val="28"/>
-          <w:lang w:val="en-US"/>
-        </w:rPr>
-        <w:t>TestGeneration</w:t>
-      </w:r>
-      <w:proofErr w:type="spellEnd"/>
-      <w:r>
-        <w:rPr>
-          <w:rFonts w:ascii="Times New Roman" w:hAnsi="Times New Roman" w:cs="Times New Roman"/>
-          <w:sz w:val="28"/>
-          <w:szCs w:val="28"/>
-        </w:rPr>
-        <w:t xml:space="preserve"> (создание теста)</w:t>
-      </w:r>
-    </w:p>
-    <w:p>
-      <w:pPr>
-        <w:rPr>
-          <w:rFonts w:ascii="Times New Roman" w:hAnsi="Times New Roman" w:cs="Times New Roman"/>
-          <w:sz w:val="28"/>
-          <w:szCs w:val="28"/>
-        </w:rPr>
-      </w:pPr>
-      <w:r>
-        <w:rPr>
-          <w:rFonts w:ascii="Times New Roman" w:hAnsi="Times New Roman" w:cs="Times New Roman"/>
-          <w:sz w:val="28"/>
-          <w:szCs w:val="28"/>
-        </w:rPr>
-        <w:t>Класс, содержащий алгоритмы.</w:t>
-      </w:r>
-    </w:p>
-    <w:p>
-      <w:pPr>
-        <w:rPr>
-          <w:rFonts w:ascii="Times New Roman" w:hAnsi="Times New Roman" w:cs="Times New Roman"/>
-          <w:sz w:val="28"/>
-          <w:szCs w:val="28"/>
-        </w:rPr>
-      </w:pPr>
-      <w:r>
-        <w:rPr>
-          <w:rFonts w:ascii="Times New Roman" w:hAnsi="Times New Roman" w:cs="Times New Roman"/>
-          <w:sz w:val="28"/>
-          <w:szCs w:val="28"/>
-        </w:rPr>
-        <w:t xml:space="preserve">Предназначение: </w:t>
-      </w:r>
-      <w:r>
-        <w:rPr>
-          <w:rFonts w:ascii="Times New Roman" w:hAnsi="Times New Roman" w:cs="Times New Roman"/>
-          <w:sz w:val="28"/>
-          <w:szCs w:val="28"/>
-        </w:rPr>
-        <w:t>реализует бизнес-логику по отбору и распределению вопросов.</w:t>
-      </w:r>
-    </w:p>
-    <w:p>
-      <w:pPr>
-        <w:rPr>
-          <w:rFonts w:ascii="Times New Roman" w:hAnsi="Times New Roman" w:cs="Times New Roman"/>
-          <w:sz w:val="28"/>
-          <w:szCs w:val="28"/>
-        </w:rPr>
-      </w:pPr>
-      <w:r>
-        <w:rPr>
-          <w:rFonts w:ascii="Times New Roman" w:hAnsi="Times New Roman" w:cs="Times New Roman"/>
-          <w:sz w:val="28"/>
-          <w:szCs w:val="28"/>
-        </w:rPr>
-        <w:t>Поля:</w:t>
-      </w:r>
-    </w:p>
-    <w:p>
-      <w:pPr>
-        <w:rPr>
-          <w:rFonts w:ascii="Times New Roman" w:hAnsi="Times New Roman" w:cs="Times New Roman"/>
-          <w:sz w:val="28"/>
-          <w:szCs w:val="28"/>
-        </w:rPr>
-      </w:pPr>
-      <w:r>
-        <w:rPr>
-          <w:rFonts w:ascii="Times New Roman" w:hAnsi="Times New Roman" w:cs="Times New Roman"/>
-          <w:sz w:val="28"/>
-          <w:szCs w:val="28"/>
-        </w:rPr>
-        <w:t>1.</w:t>
-      </w:r>
-      <w:r>
-        <w:rPr>
-          <w:rFonts w:ascii="Times New Roman" w:hAnsi="Times New Roman" w:cs="Times New Roman"/>
-          <w:sz w:val="28"/>
-          <w:szCs w:val="28"/>
-        </w:rPr>
-        <w:tab/>
-      </w:r>
-      <w:r>
-        <w:rPr>
-          <w:rFonts w:ascii="Times New Roman" w:hAnsi="Times New Roman" w:cs="Times New Roman"/>
-          <w:sz w:val="28"/>
-          <w:szCs w:val="28"/>
-          <w:lang w:val="en-US"/>
-        </w:rPr>
-        <w:t>Random</w:t>
-      </w:r>
-      <w:r>
-        <w:rPr>
-          <w:rFonts w:ascii="Times New Roman" w:hAnsi="Times New Roman" w:cs="Times New Roman"/>
-          <w:sz w:val="28"/>
-          <w:szCs w:val="28"/>
-        </w:rPr>
-        <w:t xml:space="preserve"> </w:t>
-      </w:r>
-      <w:proofErr w:type="spellStart"/>
-      <w:r>
-        <w:rPr>
-          <w:rFonts w:ascii="Times New Roman" w:hAnsi="Times New Roman" w:cs="Times New Roman"/>
-          <w:sz w:val="28"/>
-          <w:szCs w:val="28"/>
-          <w:lang w:val="en-US"/>
-        </w:rPr>
-        <w:t>random</w:t>
-      </w:r>
-      <w:proofErr w:type="spellEnd"/>
-      <w:r>
-        <w:rPr>
-          <w:rFonts w:ascii="Times New Roman" w:hAnsi="Times New Roman" w:cs="Times New Roman"/>
-          <w:sz w:val="28"/>
-          <w:szCs w:val="28"/>
-        </w:rPr>
-        <w:t xml:space="preserve">  – </w:t>
-      </w:r>
-      <w:r>
-        <w:rPr>
-          <w:rFonts w:ascii="Times New Roman" w:hAnsi="Times New Roman" w:cs="Times New Roman"/>
-          <w:sz w:val="28"/>
-          <w:szCs w:val="28"/>
-        </w:rPr>
-        <w:t>генератор случайных чисел</w:t>
-      </w:r>
-      <w:r>
-        <w:rPr>
-          <w:rFonts w:ascii="Times New Roman" w:hAnsi="Times New Roman" w:cs="Times New Roman"/>
-          <w:sz w:val="28"/>
-          <w:szCs w:val="28"/>
-        </w:rPr>
-        <w:t>;</w:t>
-      </w:r>
-    </w:p>
-    <w:p>
-      <w:pPr>
-        <w:rPr>
-          <w:rFonts w:ascii="Times New Roman" w:hAnsi="Times New Roman" w:cs="Times New Roman"/>
-          <w:sz w:val="28"/>
-          <w:szCs w:val="28"/>
-        </w:rPr>
-      </w:pPr>
-      <w:r>
-        <w:rPr>
-          <w:rFonts w:ascii="Times New Roman" w:hAnsi="Times New Roman" w:cs="Times New Roman"/>
-          <w:sz w:val="28"/>
-          <w:szCs w:val="28"/>
-        </w:rPr>
-        <w:t>2.</w:t>
-      </w:r>
-      <w:r>
-        <w:rPr>
-          <w:rFonts w:ascii="Times New Roman" w:hAnsi="Times New Roman" w:cs="Times New Roman"/>
-          <w:sz w:val="28"/>
-          <w:szCs w:val="28"/>
-        </w:rPr>
-        <w:tab/>
-      </w:r>
-      <w:proofErr w:type="spellStart"/>
-      <w:r>
-        <w:rPr>
-          <w:rFonts w:ascii="Times New Roman" w:hAnsi="Times New Roman" w:cs="Times New Roman"/>
-          <w:sz w:val="28"/>
-          <w:szCs w:val="28"/>
-        </w:rPr>
-        <w:t>List</w:t>
-      </w:r>
-      <w:proofErr w:type="spellEnd"/>
-      <w:r>
-        <w:rPr>
-          <w:rFonts w:ascii="Times New Roman" w:hAnsi="Times New Roman" w:cs="Times New Roman"/>
-          <w:sz w:val="28"/>
-          <w:szCs w:val="28"/>
-        </w:rPr>
-        <w:t>&lt;</w:t>
-      </w:r>
-      <w:proofErr w:type="spellStart"/>
-      <w:r>
-        <w:rPr>
-          <w:rFonts w:ascii="Times New Roman" w:hAnsi="Times New Roman" w:cs="Times New Roman"/>
-          <w:sz w:val="28"/>
-          <w:szCs w:val="28"/>
-        </w:rPr>
-        <w:t>Questions</w:t>
-      </w:r>
-      <w:proofErr w:type="spellEnd"/>
-      <w:r>
-        <w:rPr>
-          <w:rFonts w:ascii="Times New Roman" w:hAnsi="Times New Roman" w:cs="Times New Roman"/>
-          <w:sz w:val="28"/>
-          <w:szCs w:val="28"/>
-        </w:rPr>
-        <w:t xml:space="preserve">&gt; </w:t>
-      </w:r>
-      <w:proofErr w:type="spellStart"/>
-      <w:r>
-        <w:rPr>
-          <w:rFonts w:ascii="Times New Roman" w:hAnsi="Times New Roman" w:cs="Times New Roman"/>
-          <w:sz w:val="28"/>
-          <w:szCs w:val="28"/>
-          <w:lang w:val="en-US"/>
-        </w:rPr>
-        <w:t>allQ</w:t>
-      </w:r>
-      <w:r>
-        <w:rPr>
-          <w:rFonts w:ascii="Times New Roman" w:hAnsi="Times New Roman" w:cs="Times New Roman"/>
-          <w:sz w:val="28"/>
-          <w:szCs w:val="28"/>
-        </w:rPr>
-        <w:t>uestions</w:t>
-      </w:r>
-      <w:proofErr w:type="spellEnd"/>
-      <w:r>
-        <w:rPr>
-          <w:rFonts w:ascii="Times New Roman" w:hAnsi="Times New Roman" w:cs="Times New Roman"/>
-          <w:sz w:val="28"/>
-          <w:szCs w:val="28"/>
-        </w:rPr>
-        <w:t xml:space="preserve"> – </w:t>
-      </w:r>
-      <w:r>
-        <w:rPr>
-          <w:rFonts w:ascii="Times New Roman" w:hAnsi="Times New Roman" w:cs="Times New Roman"/>
-          <w:sz w:val="28"/>
-          <w:szCs w:val="28"/>
-        </w:rPr>
-        <w:t>ссылка на общий список всех доступных вопросов</w:t>
-      </w:r>
-      <w:r>
-        <w:rPr>
-          <w:rFonts w:ascii="Times New Roman" w:hAnsi="Times New Roman" w:cs="Times New Roman"/>
-          <w:sz w:val="28"/>
-          <w:szCs w:val="28"/>
-        </w:rPr>
-        <w:t>.</w:t>
-      </w:r>
-    </w:p>
-    <w:p>
-      <w:pPr>
-        <w:rPr>
-          <w:rFonts w:ascii="Times New Roman" w:hAnsi="Times New Roman" w:cs="Times New Roman"/>
-          <w:sz w:val="28"/>
-          <w:szCs w:val="28"/>
-        </w:rPr>
-      </w:pPr>
-      <w:r>
-        <w:rPr>
-          <w:rFonts w:ascii="Times New Roman" w:hAnsi="Times New Roman" w:cs="Times New Roman"/>
-          <w:sz w:val="28"/>
-          <w:szCs w:val="28"/>
-        </w:rPr>
-        <w:t>Методы:</w:t>
-      </w:r>
-    </w:p>
-    <w:p>
-      <w:pPr>
-        <w:rPr>
-          <w:rFonts w:ascii="Times New Roman" w:hAnsi="Times New Roman" w:cs="Times New Roman"/>
-          <w:sz w:val="28"/>
-          <w:szCs w:val="28"/>
-          <w:lang w:val="en-US"/>
-        </w:rPr>
-      </w:pPr>
-      <w:r>
-        <w:rPr>
-          <w:rFonts w:ascii="Times New Roman" w:hAnsi="Times New Roman" w:cs="Times New Roman"/>
-          <w:sz w:val="28"/>
-          <w:szCs w:val="28"/>
-          <w:lang w:val="en-US"/>
-        </w:rPr>
-        <w:t xml:space="preserve">Public List&lt;Test&gt; </w:t>
-      </w:r>
-      <w:proofErr w:type="spellStart"/>
-      <w:r>
-        <w:rPr>
-          <w:rFonts w:ascii="Times New Roman" w:hAnsi="Times New Roman" w:cs="Times New Roman"/>
-          <w:sz w:val="28"/>
-          <w:szCs w:val="28"/>
-          <w:lang w:val="en-US"/>
-        </w:rPr>
-        <w:t>GenerateVariants</w:t>
-      </w:r>
-      <w:proofErr w:type="spellEnd"/>
-      <w:r>
-        <w:rPr>
-          <w:rFonts w:ascii="Times New Roman" w:hAnsi="Times New Roman" w:cs="Times New Roman"/>
-          <w:sz w:val="28"/>
-          <w:szCs w:val="28"/>
-          <w:lang w:val="en-US"/>
-        </w:rPr>
-        <w:t xml:space="preserve">(string topic, </w:t>
-      </w:r>
-      <w:bookmarkStart w:id="0" w:name="_GoBack"/>
-      <w:bookmarkEnd w:id="0"/>
-    </w:p>
-    <w:p>
-      <w:pPr>
-        <w:rPr>
-          <w:rFonts w:ascii="Times New Roman" w:hAnsi="Times New Roman" w:cs="Times New Roman"/>
-          <w:sz w:val="28"/>
-          <w:szCs w:val="28"/>
-        </w:rPr>
-      </w:pPr>
-      <w:r>
-        <w:rPr>
-          <w:rFonts w:ascii="Times New Roman" w:hAnsi="Times New Roman" w:cs="Times New Roman"/>
-          <w:sz w:val="28"/>
-          <w:szCs w:val="28"/>
-        </w:rPr>
-        <w:t xml:space="preserve">3.3 Проектирование отображения по шаблону </w:t>
-      </w:r>
-      <w:r>
-        <w:rPr>
-          <w:rFonts w:ascii="Times New Roman" w:hAnsi="Times New Roman" w:cs="Times New Roman"/>
-          <w:sz w:val="28"/>
-          <w:szCs w:val="28"/>
-          <w:lang w:val="en-US"/>
-        </w:rPr>
-        <w:t>MVP</w:t>
-      </w:r>
-    </w:p>
-    <w:p>
-      <w:pPr>
-        <w:rPr>
-          <w:rFonts w:ascii="Times New Roman" w:hAnsi="Times New Roman" w:cs="Times New Roman"/>
-          <w:sz w:val="28"/>
-          <w:szCs w:val="28"/>
-        </w:rPr>
-      </w:pPr>
-    </w:p>
-    <w:p>
-      <w:pPr>
-        <w:rPr>
-          <w:rFonts w:ascii="Times New Roman" w:hAnsi="Times New Roman" w:cs="Times New Roman"/>
-          <w:sz w:val="28"/>
-          <w:szCs w:val="28"/>
-        </w:rPr>
-      </w:pPr>
-    </w:p>
-    <w:p>
-      <w:pPr>
-        <w:rPr>
-          <w:rFonts w:ascii="Times New Roman" w:hAnsi="Times New Roman" w:cs="Times New Roman"/>
-          <w:sz w:val="28"/>
-          <w:szCs w:val="28"/>
-        </w:rPr>
-      </w:pPr>
-    </w:p>
-    <w:p>
-      <w:pPr>
-        <w:rPr>
-          <w:rFonts w:ascii="Times New Roman" w:hAnsi="Times New Roman" w:cs="Times New Roman"/>
-          <w:sz w:val="28"/>
-          <w:szCs w:val="28"/>
-        </w:rPr>
-      </w:pPr>
-    </w:p>
-    <w:p>
-      <w:pPr>
-        <w:rPr>
-          <w:rFonts w:ascii="Times New Roman" w:hAnsi="Times New Roman" w:cs="Times New Roman"/>
-          <w:sz w:val="28"/>
-          <w:szCs w:val="28"/>
-        </w:rPr>
-      </w:pPr>
-    </w:p>
-    <w:p>
-      <w:pPr>
-        <w:rPr>
-          <w:rFonts w:ascii="Times New Roman" w:hAnsi="Times New Roman" w:cs="Times New Roman"/>
-          <w:sz w:val="28"/>
-          <w:szCs w:val="28"/>
+    </w:p>
+    <w:p>
+      <w:pPr>
+        <w:rPr>
+          <w:rFonts w:ascii="Times New Roman" w:hAnsi="Times New Roman" w:cs="Times New Roman"/>
+          <w:sz w:val="28"/>
+          <w:szCs w:val="28"/>
+          <w:lang w:val="en-US"/>
+        </w:rPr>
+      </w:pPr>
+    </w:p>
+    <w:p>
+      <w:pPr>
+        <w:rPr>
+          <w:rFonts w:ascii="Times New Roman" w:hAnsi="Times New Roman" w:cs="Times New Roman"/>
+          <w:sz w:val="28"/>
+          <w:szCs w:val="28"/>
+          <w:lang w:val="en-US"/>
+        </w:rPr>
+      </w:pPr>
+    </w:p>
+    <w:p>
+      <w:pPr>
+        <w:rPr>
+          <w:rFonts w:ascii="Times New Roman" w:hAnsi="Times New Roman" w:cs="Times New Roman"/>
+          <w:sz w:val="28"/>
+          <w:szCs w:val="28"/>
+          <w:lang w:val="en-US"/>
+        </w:rPr>
+      </w:pPr>
+    </w:p>
+    <w:p>
+      <w:pPr>
+        <w:rPr>
+          <w:rFonts w:ascii="Times New Roman" w:hAnsi="Times New Roman" w:cs="Times New Roman"/>
+          <w:sz w:val="28"/>
+          <w:szCs w:val="28"/>
+          <w:lang w:val="en-US"/>
+        </w:rPr>
+      </w:pPr>
+    </w:p>
+    <w:p>
+      <w:pPr>
+        <w:rPr>
+          <w:rFonts w:ascii="Times New Roman" w:hAnsi="Times New Roman" w:cs="Times New Roman"/>
+          <w:sz w:val="28"/>
+          <w:szCs w:val="28"/>
+          <w:lang w:val="en-US"/>
+        </w:rPr>
+      </w:pPr>
+    </w:p>
+    <w:p>
+      <w:pPr>
+        <w:rPr>
+          <w:rFonts w:ascii="Times New Roman" w:hAnsi="Times New Roman" w:cs="Times New Roman"/>
+          <w:sz w:val="28"/>
+          <w:szCs w:val="28"/>
+          <w:lang w:val="en-US"/>
+        </w:rPr>
+      </w:pPr>
+    </w:p>
+    <w:p>
+      <w:pPr>
+        <w:rPr>
+          <w:rFonts w:ascii="Times New Roman" w:hAnsi="Times New Roman" w:cs="Times New Roman"/>
+          <w:sz w:val="28"/>
+          <w:szCs w:val="28"/>
+          <w:lang w:val="en-US"/>
+        </w:rPr>
+      </w:pPr>
+    </w:p>
+    <w:p>
+      <w:pPr>
+        <w:rPr>
+          <w:rFonts w:ascii="Times New Roman" w:hAnsi="Times New Roman" w:cs="Times New Roman"/>
+          <w:sz w:val="28"/>
+          <w:szCs w:val="28"/>
+          <w:lang w:val="en-US"/>
         </w:rPr>
       </w:pPr>
     </w:p>
@@ -1888,7 +2548,7 @@
 </file>
 
 <file path=word/numbering.xml><?xml version="1.0" encoding="utf-8"?>
-<w:numbering xmlns:wpc="http://schemas.microsoft.com/office/word/2010/wordprocessingCanvas" xmlns:cx="http://schemas.microsoft.com/office/drawing/2014/chartex" xmlns:cx1="http://schemas.microsoft.com/office/drawing/2015/9/8/chartex" xmlns:cx2="http://schemas.microsoft.com/office/drawing/2015/10/21/chartex" xmlns:cx3="http://schemas.microsoft.com/office/drawing/2016/5/9/chartex" xmlns:cx4="http://schemas.microsoft.com/office/drawing/2016/5/10/chartex" xmlns:cx5="http://schemas.microsoft.com/office/drawing/2016/5/11/chartex" xmlns:cx6="http://schemas.microsoft.com/office/drawing/2016/5/12/chartex" xmlns:cx7="http://schemas.microsoft.com/office/drawing/2016/5/13/chartex" xmlns:cx8="http://schemas.microsoft.com/office/drawing/2016/5/14/chartex" xmlns:mc="http://schemas.openxmlformats.org/markup-compatibility/2006" xmlns:aink="http://schemas.microsoft.com/office/drawing/2016/ink" xmlns:am3d="http://schemas.microsoft.com/office/drawing/2017/model3d" xmlns:o="urn:schemas-microsoft-com:office:office" xmlns:r="http://schemas.openxmlformats.org/officeDocument/2006/relationships" xmlns:m="http://schemas.openxmlformats.org/officeDocument/2006/math" xmlns:v="urn:schemas-microsoft-com:vml" xmlns:wp14="http://schemas.microsoft.com/office/word/2010/wordprocessingDrawing" xmlns:wp="http://schemas.openxmlformats.org/drawingml/2006/wordprocessingDrawing" xmlns:w10="urn:schemas-microsoft-com:office:word" xmlns:w="http://schemas.openxmlformats.org/wordprocessingml/2006/main" xmlns:w14="http://schemas.microsoft.com/office/word/2010/wordml" xmlns:w15="http://schemas.microsoft.com/office/word/2012/wordml" xmlns:w16cid="http://schemas.microsoft.com/office/word/2016/wordml/cid" xmlns:w16se="http://schemas.microsoft.com/office/word/2015/wordml/symex" xmlns:wpg="http://schemas.microsoft.com/office/word/2010/wordprocessingGroup" xmlns:wpi="http://schemas.microsoft.com/office/word/2010/wordprocessingInk" xmlns:wne="http://schemas.microsoft.com/office/word/2006/wordml" xmlns:wps="http://schemas.microsoft.com/office/word/2010/wordprocessingShape" mc:Ignorable="w14 w15 w16se w16cid wp14">
+<w:numbering xmlns:wpc="http://schemas.microsoft.com/office/word/2010/wordprocessingCanvas" xmlns:cx="http://schemas.microsoft.com/office/drawing/2014/chartex" xmlns:cx1="http://schemas.microsoft.com/office/drawing/2015/9/8/chartex" xmlns:cx2="http://schemas.microsoft.com/office/drawing/2015/10/21/chartex" xmlns:cx3="http://schemas.microsoft.com/office/drawing/2016/5/9/chartex" xmlns:cx4="http://schemas.microsoft.com/office/drawing/2016/5/10/chartex" xmlns:cx5="http://schemas.microsoft.com/office/drawing/2016/5/11/chartex" xmlns:cx6="http://schemas.microsoft.com/office/drawing/2016/5/12/chartex" xmlns:cx7="http://schemas.microsoft.com/office/drawing/2016/5/13/chartex" xmlns:cx8="http://schemas.microsoft.com/office/drawing/2016/5/14/chartex" xmlns:mc="http://schemas.openxmlformats.org/markup-compatibility/2006" xmlns:aink="http://schemas.microsoft.com/office/drawing/2016/ink" xmlns:am3d="http://schemas.microsoft.com/office/drawing/2017/model3d" xmlns:o="urn:schemas-microsoft-com:office:office" xmlns:oel="http://schemas.microsoft.com/office/2019/extlst" xmlns:r="http://schemas.openxmlformats.org/officeDocument/2006/relationships" xmlns:m="http://schemas.openxmlformats.org/officeDocument/2006/math" xmlns:v="urn:schemas-microsoft-com:vml" xmlns:wp14="http://schemas.microsoft.com/office/word/2010/wordprocessingDrawing" xmlns:wp="http://schemas.openxmlformats.org/drawingml/2006/wordprocessingDrawing" xmlns:w10="urn:schemas-microsoft-com:office:word" xmlns:w="http://schemas.openxmlformats.org/wordprocessingml/2006/main" xmlns:w14="http://schemas.microsoft.com/office/word/2010/wordml" xmlns:w15="http://schemas.microsoft.com/office/word/2012/wordml" xmlns:w16cex="http://schemas.microsoft.com/office/word/2018/wordml/cex" xmlns:w16cid="http://schemas.microsoft.com/office/word/2016/wordml/cid" xmlns:w16="http://schemas.microsoft.com/office/word/2018/wordml" xmlns:w16du="http://schemas.microsoft.com/office/word/2023/wordml/word16du" xmlns:w16sdtdh="http://schemas.microsoft.com/office/word/2020/wordml/sdtdatahash" xmlns:w16sdtfl="http://schemas.microsoft.com/office/word/2024/wordml/sdtformatlock" xmlns:w16se="http://schemas.microsoft.com/office/word/2015/wordml/symex" xmlns:wpg="http://schemas.microsoft.com/office/word/2010/wordprocessingGroup" xmlns:wpi="http://schemas.microsoft.com/office/word/2010/wordprocessingInk" xmlns:wne="http://schemas.microsoft.com/office/word/2006/wordml" xmlns:wps="http://schemas.microsoft.com/office/word/2010/wordprocessingShape" mc:Ignorable="w14 w15 w16se w16cid w16 w16cex w16sdtdh w16sdtfl w16du wp14">
   <w:abstractNum w:abstractNumId="0" w15:restartNumberingAfterBreak="0">
     <w:nsid w:val="02534EDC"/>
     <w:multiLevelType w:val="hybridMultilevel"/>
@@ -2061,17 +2721,195 @@
       </w:pPr>
     </w:lvl>
   </w:abstractNum>
-  <w:num w:numId="1">
+  <w:abstractNum w:abstractNumId="2" w15:restartNumberingAfterBreak="0">
+    <w:nsid w:val="40677564"/>
+    <w:multiLevelType w:val="hybridMultilevel"/>
+    <w:tmpl w:val="A21CBB34"/>
+    <w:lvl w:ilvl="0" w:tplc="0419000F">
+      <w:start w:val="1"/>
+      <w:numFmt w:val="decimal"/>
+      <w:lvlText w:val="%1."/>
+      <w:lvlJc w:val="left"/>
+      <w:pPr>
+        <w:ind w:left="720" w:hanging="360"/>
+      </w:pPr>
+    </w:lvl>
+    <w:lvl w:ilvl="1" w:tplc="04190019" w:tentative="1">
+      <w:start w:val="1"/>
+      <w:numFmt w:val="lowerLetter"/>
+      <w:lvlText w:val="%2."/>
+      <w:lvlJc w:val="left"/>
+      <w:pPr>
+        <w:ind w:left="1440" w:hanging="360"/>
+      </w:pPr>
+    </w:lvl>
+    <w:lvl w:ilvl="2" w:tplc="0419001B" w:tentative="1">
+      <w:start w:val="1"/>
+      <w:numFmt w:val="lowerRoman"/>
+      <w:lvlText w:val="%3."/>
+      <w:lvlJc w:val="right"/>
+      <w:pPr>
+        <w:ind w:left="2160" w:hanging="180"/>
+      </w:pPr>
+    </w:lvl>
+    <w:lvl w:ilvl="3" w:tplc="0419000F" w:tentative="1">
+      <w:start w:val="1"/>
+      <w:numFmt w:val="decimal"/>
+      <w:lvlText w:val="%4."/>
+      <w:lvlJc w:val="left"/>
+      <w:pPr>
+        <w:ind w:left="2880" w:hanging="360"/>
+      </w:pPr>
+    </w:lvl>
+    <w:lvl w:ilvl="4" w:tplc="04190019" w:tentative="1">
+      <w:start w:val="1"/>
+      <w:numFmt w:val="lowerLetter"/>
+      <w:lvlText w:val="%5."/>
+      <w:lvlJc w:val="left"/>
+      <w:pPr>
+        <w:ind w:left="3600" w:hanging="360"/>
+      </w:pPr>
+    </w:lvl>
+    <w:lvl w:ilvl="5" w:tplc="0419001B" w:tentative="1">
+      <w:start w:val="1"/>
+      <w:numFmt w:val="lowerRoman"/>
+      <w:lvlText w:val="%6."/>
+      <w:lvlJc w:val="right"/>
+      <w:pPr>
+        <w:ind w:left="4320" w:hanging="180"/>
+      </w:pPr>
+    </w:lvl>
+    <w:lvl w:ilvl="6" w:tplc="0419000F" w:tentative="1">
+      <w:start w:val="1"/>
+      <w:numFmt w:val="decimal"/>
+      <w:lvlText w:val="%7."/>
+      <w:lvlJc w:val="left"/>
+      <w:pPr>
+        <w:ind w:left="5040" w:hanging="360"/>
+      </w:pPr>
+    </w:lvl>
+    <w:lvl w:ilvl="7" w:tplc="04190019" w:tentative="1">
+      <w:start w:val="1"/>
+      <w:numFmt w:val="lowerLetter"/>
+      <w:lvlText w:val="%8."/>
+      <w:lvlJc w:val="left"/>
+      <w:pPr>
+        <w:ind w:left="5760" w:hanging="360"/>
+      </w:pPr>
+    </w:lvl>
+    <w:lvl w:ilvl="8" w:tplc="0419001B" w:tentative="1">
+      <w:start w:val="1"/>
+      <w:numFmt w:val="lowerRoman"/>
+      <w:lvlText w:val="%9."/>
+      <w:lvlJc w:val="right"/>
+      <w:pPr>
+        <w:ind w:left="6480" w:hanging="180"/>
+      </w:pPr>
+    </w:lvl>
+  </w:abstractNum>
+  <w:abstractNum w:abstractNumId="3" w15:restartNumberingAfterBreak="0">
+    <w:nsid w:val="703E514D"/>
+    <w:multiLevelType w:val="hybridMultilevel"/>
+    <w:tmpl w:val="62FE3EA2"/>
+    <w:lvl w:ilvl="0" w:tplc="0419000F">
+      <w:start w:val="1"/>
+      <w:numFmt w:val="decimal"/>
+      <w:lvlText w:val="%1."/>
+      <w:lvlJc w:val="left"/>
+      <w:pPr>
+        <w:ind w:left="720" w:hanging="360"/>
+      </w:pPr>
+    </w:lvl>
+    <w:lvl w:ilvl="1" w:tplc="04190019" w:tentative="1">
+      <w:start w:val="1"/>
+      <w:numFmt w:val="lowerLetter"/>
+      <w:lvlText w:val="%2."/>
+      <w:lvlJc w:val="left"/>
+      <w:pPr>
+        <w:ind w:left="1440" w:hanging="360"/>
+      </w:pPr>
+    </w:lvl>
+    <w:lvl w:ilvl="2" w:tplc="0419001B" w:tentative="1">
+      <w:start w:val="1"/>
+      <w:numFmt w:val="lowerRoman"/>
+      <w:lvlText w:val="%3."/>
+      <w:lvlJc w:val="right"/>
+      <w:pPr>
+        <w:ind w:left="2160" w:hanging="180"/>
+      </w:pPr>
+    </w:lvl>
+    <w:lvl w:ilvl="3" w:tplc="0419000F" w:tentative="1">
+      <w:start w:val="1"/>
+      <w:numFmt w:val="decimal"/>
+      <w:lvlText w:val="%4."/>
+      <w:lvlJc w:val="left"/>
+      <w:pPr>
+        <w:ind w:left="2880" w:hanging="360"/>
+      </w:pPr>
+    </w:lvl>
+    <w:lvl w:ilvl="4" w:tplc="04190019" w:tentative="1">
+      <w:start w:val="1"/>
+      <w:numFmt w:val="lowerLetter"/>
+      <w:lvlText w:val="%5."/>
+      <w:lvlJc w:val="left"/>
+      <w:pPr>
+        <w:ind w:left="3600" w:hanging="360"/>
+      </w:pPr>
+    </w:lvl>
+    <w:lvl w:ilvl="5" w:tplc="0419001B" w:tentative="1">
+      <w:start w:val="1"/>
+      <w:numFmt w:val="lowerRoman"/>
+      <w:lvlText w:val="%6."/>
+      <w:lvlJc w:val="right"/>
+      <w:pPr>
+        <w:ind w:left="4320" w:hanging="180"/>
+      </w:pPr>
+    </w:lvl>
+    <w:lvl w:ilvl="6" w:tplc="0419000F" w:tentative="1">
+      <w:start w:val="1"/>
+      <w:numFmt w:val="decimal"/>
+      <w:lvlText w:val="%7."/>
+      <w:lvlJc w:val="left"/>
+      <w:pPr>
+        <w:ind w:left="5040" w:hanging="360"/>
+      </w:pPr>
+    </w:lvl>
+    <w:lvl w:ilvl="7" w:tplc="04190019" w:tentative="1">
+      <w:start w:val="1"/>
+      <w:numFmt w:val="lowerLetter"/>
+      <w:lvlText w:val="%8."/>
+      <w:lvlJc w:val="left"/>
+      <w:pPr>
+        <w:ind w:left="5760" w:hanging="360"/>
+      </w:pPr>
+    </w:lvl>
+    <w:lvl w:ilvl="8" w:tplc="0419001B" w:tentative="1">
+      <w:start w:val="1"/>
+      <w:numFmt w:val="lowerRoman"/>
+      <w:lvlText w:val="%9."/>
+      <w:lvlJc w:val="right"/>
+      <w:pPr>
+        <w:ind w:left="6480" w:hanging="180"/>
+      </w:pPr>
+    </w:lvl>
+  </w:abstractNum>
+  <w:num w:numId="1" w16cid:durableId="282350810">
     <w:abstractNumId w:val="1"/>
   </w:num>
-  <w:num w:numId="2">
+  <w:num w:numId="2" w16cid:durableId="1039548838">
     <w:abstractNumId w:val="0"/>
+  </w:num>
+  <w:num w:numId="3" w16cid:durableId="377974026">
+    <w:abstractNumId w:val="3"/>
+  </w:num>
+  <w:num w:numId="4" w16cid:durableId="1029375851">
+    <w:abstractNumId w:val="2"/>
   </w:num>
 </w:numbering>
 </file>
 
 <file path=word/styles.xml><?xml version="1.0" encoding="utf-8"?>
-<w:styles xmlns:mc="http://schemas.openxmlformats.org/markup-compatibility/2006" xmlns:r="http://schemas.openxmlformats.org/officeDocument/2006/relationships" xmlns:w="http://schemas.openxmlformats.org/wordprocessingml/2006/main" xmlns:w14="http://schemas.microsoft.com/office/word/2010/wordml" xmlns:w15="http://schemas.microsoft.com/office/word/2012/wordml" xmlns:w16cid="http://schemas.microsoft.com/office/word/2016/wordml/cid" xmlns:w16se="http://schemas.microsoft.com/office/word/2015/wordml/symex" mc:Ignorable="w14 w15 w16se w16cid">
+<w:styles xmlns:mc="http://schemas.openxmlformats.org/markup-compatibility/2006" xmlns:r="http://schemas.openxmlformats.org/officeDocument/2006/relationships" xmlns:w="http://schemas.openxmlformats.org/wordprocessingml/2006/main" xmlns:w14="http://schemas.microsoft.com/office/word/2010/wordml" xmlns:w15="http://schemas.microsoft.com/office/word/2012/wordml" xmlns:w16cex="http://schemas.microsoft.com/office/word/2018/wordml/cex" xmlns:w16cid="http://schemas.microsoft.com/office/word/2016/wordml/cid" xmlns:w16="http://schemas.microsoft.com/office/word/2018/wordml" xmlns:w16du="http://schemas.microsoft.com/office/word/2023/wordml/word16du" xmlns:w16sdtdh="http://schemas.microsoft.com/office/word/2020/wordml/sdtdatahash" xmlns:w16sdtfl="http://schemas.microsoft.com/office/word/2024/wordml/sdtformatlock" xmlns:w16se="http://schemas.microsoft.com/office/word/2015/wordml/symex" mc:Ignorable="w14 w15 w16se w16cid w16 w16cex w16sdtdh w16sdtfl w16du">
   <w:docDefaults>
     <w:rPrDefault>
       <w:rPr>
